--- a/docs/Formato-Informe-Mensual-Comision.docx
+++ b/docs/Formato-Informe-Mensual-Comision.docx
@@ -74,23 +74,13 @@
         </w:rPr>
         <w:br/>
       </w:r>
-      <w:proofErr w:type="gramStart"/>
-      <w:r>
-        <w:rPr>
-          <w:b/>
-          <w:bCs/>
-          <w:lang w:val="es-EC"/>
-        </w:rPr>
-        <w:t>Responsable</w:t>
-      </w:r>
-      <w:proofErr w:type="gramEnd"/>
-      <w:r>
-        <w:rPr>
-          <w:b/>
-          <w:bCs/>
-          <w:lang w:val="es-EC"/>
-        </w:rPr>
-        <w:t xml:space="preserve">: </w:t>
+      <w:r>
+        <w:rPr>
+          <w:b/>
+          <w:bCs/>
+          <w:lang w:val="es-EC"/>
+        </w:rPr>
+        <w:t xml:space="preserve">Responsable: </w:t>
       </w:r>
       <w:r>
         <w:rPr>
@@ -122,7 +112,25 @@
         <w:rPr>
           <w:lang w:val="es-EC"/>
         </w:rPr>
-        <w:t>29 de mayo del 2026</w:t>
+        <w:t xml:space="preserve">03 </w:t>
+      </w:r>
+      <w:r>
+        <w:rPr>
+          <w:lang w:val="es-EC"/>
+        </w:rPr>
+        <w:t xml:space="preserve">de </w:t>
+      </w:r>
+      <w:r>
+        <w:rPr>
+          <w:lang w:val="es-EC"/>
+        </w:rPr>
+        <w:t xml:space="preserve">agosto </w:t>
+      </w:r>
+      <w:r>
+        <w:rPr>
+          <w:lang w:val="es-EC"/>
+        </w:rPr>
+        <w:t>del 2026</w:t>
       </w:r>
     </w:p>
     <w:p>
@@ -196,21 +204,13 @@
         <w:rPr>
           <w:lang w:val="es-EC"/>
         </w:rPr>
-        <w:t xml:space="preserve">Informar de manera sistemática y documentada sobre el desarrollo de las actividades planificadas por la comisión durante el mes de </w:t>
-      </w:r>
-      <w:r>
-        <w:rPr>
-          <w:b/>
-          <w:bCs/>
-          <w:lang w:val="es-EC"/>
-        </w:rPr>
-        <w:t>MAYO</w:t>
-      </w:r>
-      <w:r>
-        <w:rPr>
-          <w:lang w:val="es-EC"/>
-        </w:rPr>
-        <w:t>, con base en los compromisos establecidos por la carrera y la unidad académica.</w:t>
+        <w:t xml:space="preserve">Informar de manera sistemática y documentada sobre el desarrollo de las actividades planificadas por la </w:t>
+      </w:r>
+      <w:r>
+        <w:rPr>
+          <w:lang w:val="es-EC"/>
+        </w:rPr>
+        <w:t>…..</w:t>
       </w:r>
     </w:p>
     <w:p>
@@ -250,11 +250,11 @@
         <w:tblLook w:val="04A0" w:firstRow="1" w:lastRow="0" w:firstColumn="1" w:lastColumn="0" w:noHBand="0" w:noVBand="1"/>
       </w:tblPr>
       <w:tblGrid>
-        <w:gridCol w:w="384"/>
-        <w:gridCol w:w="1174"/>
-        <w:gridCol w:w="669"/>
-        <w:gridCol w:w="4931"/>
-        <w:gridCol w:w="1336"/>
+        <w:gridCol w:w="441"/>
+        <w:gridCol w:w="1158"/>
+        <w:gridCol w:w="825"/>
+        <w:gridCol w:w="4349"/>
+        <w:gridCol w:w="1721"/>
       </w:tblGrid>
       <w:tr>
         <w:trPr>
@@ -437,7 +437,6 @@
               <w:bottom w:val="single" w:sz="4" w:space="0" w:color="BFBFBF" w:themeColor="background1" w:themeShade="BF"/>
               <w:right w:val="single" w:sz="4" w:space="0" w:color="BFBFBF" w:themeColor="background1" w:themeShade="BF"/>
             </w:tcBorders>
-            <w:hideMark/>
           </w:tcPr>
           <w:p>
             <w:pPr>
@@ -447,12 +446,6 @@
                 <w:lang w:val="es-EC"/>
               </w:rPr>
             </w:pPr>
-            <w:r>
-              <w:rPr>
-                <w:lang w:val="es-EC"/>
-              </w:rPr>
-              <w:t>Actualización de página y repositorio web del proyecto</w:t>
-            </w:r>
           </w:p>
         </w:tc>
         <w:tc>
@@ -464,7 +457,6 @@
               <w:bottom w:val="single" w:sz="4" w:space="0" w:color="BFBFBF" w:themeColor="background1" w:themeShade="BF"/>
               <w:right w:val="single" w:sz="4" w:space="0" w:color="BFBFBF" w:themeColor="background1" w:themeShade="BF"/>
             </w:tcBorders>
-            <w:hideMark/>
           </w:tcPr>
           <w:p>
             <w:pPr>
@@ -474,12 +466,6 @@
                 <w:lang w:val="es-EC"/>
               </w:rPr>
             </w:pPr>
-            <w:r>
-              <w:rPr>
-                <w:lang w:val="es-EC"/>
-              </w:rPr>
-              <w:t>15-05-2026</w:t>
-            </w:r>
           </w:p>
         </w:tc>
         <w:tc>
@@ -491,7 +477,6 @@
               <w:bottom w:val="single" w:sz="4" w:space="0" w:color="BFBFBF" w:themeColor="background1" w:themeShade="BF"/>
               <w:right w:val="single" w:sz="4" w:space="0" w:color="BFBFBF" w:themeColor="background1" w:themeShade="BF"/>
             </w:tcBorders>
-            <w:hideMark/>
           </w:tcPr>
           <w:p>
             <w:pPr>
@@ -503,21 +488,6 @@
                 <w:lang w:val="es-EC"/>
               </w:rPr>
             </w:pPr>
-            <w:hyperlink r:id="rId7" w:history="1">
-              <w:r>
-                <w:rPr>
-                  <w:rStyle w:val="Hipervnculo"/>
-                  <w:lang w:val="es-EC"/>
-                </w:rPr>
-                <w:t>https://proyecto-innovacion-e-internacional.vercel.app/admin/dashboard</w:t>
-              </w:r>
-            </w:hyperlink>
-            <w:r>
-              <w:rPr>
-                <w:lang w:val="es-EC"/>
-              </w:rPr>
-              <w:t xml:space="preserve"> </w:t>
-            </w:r>
           </w:p>
         </w:tc>
         <w:tc>
@@ -585,7 +555,6 @@
               <w:bottom w:val="single" w:sz="4" w:space="0" w:color="BFBFBF" w:themeColor="background1" w:themeShade="BF"/>
               <w:right w:val="single" w:sz="4" w:space="0" w:color="BFBFBF" w:themeColor="background1" w:themeShade="BF"/>
             </w:tcBorders>
-            <w:hideMark/>
           </w:tcPr>
           <w:p>
             <w:pPr>
@@ -595,12 +564,6 @@
                 <w:lang w:val="es-EC"/>
               </w:rPr>
             </w:pPr>
-            <w:r>
-              <w:rPr>
-                <w:lang w:val="es-EC"/>
-              </w:rPr>
-              <w:t>Reunión de Investigación y Vinculación</w:t>
-            </w:r>
           </w:p>
         </w:tc>
         <w:tc>
@@ -612,7 +575,6 @@
               <w:bottom w:val="single" w:sz="4" w:space="0" w:color="BFBFBF" w:themeColor="background1" w:themeShade="BF"/>
               <w:right w:val="single" w:sz="4" w:space="0" w:color="BFBFBF" w:themeColor="background1" w:themeShade="BF"/>
             </w:tcBorders>
-            <w:hideMark/>
           </w:tcPr>
           <w:p>
             <w:pPr>
@@ -622,12 +584,6 @@
                 <w:lang w:val="es-EC"/>
               </w:rPr>
             </w:pPr>
-            <w:r>
-              <w:rPr>
-                <w:lang w:val="es-EC"/>
-              </w:rPr>
-              <w:t>26 -05-2026</w:t>
-            </w:r>
           </w:p>
         </w:tc>
         <w:tc>
@@ -639,7 +595,6 @@
               <w:bottom w:val="single" w:sz="4" w:space="0" w:color="BFBFBF" w:themeColor="background1" w:themeShade="BF"/>
               <w:right w:val="single" w:sz="4" w:space="0" w:color="BFBFBF" w:themeColor="background1" w:themeShade="BF"/>
             </w:tcBorders>
-            <w:hideMark/>
           </w:tcPr>
           <w:p>
             <w:pPr>
@@ -649,12 +604,6 @@
                 <w:lang w:val="es-EC"/>
               </w:rPr>
             </w:pPr>
-            <w:r>
-              <w:rPr>
-                <w:lang w:val="es-EC"/>
-              </w:rPr>
-              <w:t>Discusión sobre temas de investigación, propiedad intelectual y ejecución de socialización de resultados de investigación en junio</w:t>
-            </w:r>
           </w:p>
         </w:tc>
         <w:tc>
@@ -718,7 +667,6 @@
               <w:bottom w:val="single" w:sz="4" w:space="0" w:color="BFBFBF" w:themeColor="background1" w:themeShade="BF"/>
               <w:right w:val="single" w:sz="4" w:space="0" w:color="BFBFBF" w:themeColor="background1" w:themeShade="BF"/>
             </w:tcBorders>
-            <w:hideMark/>
           </w:tcPr>
           <w:p>
             <w:pPr>
@@ -728,27 +676,6 @@
                 <w:lang w:val="es-EC"/>
               </w:rPr>
             </w:pPr>
-            <w:r>
-              <w:rPr>
-                <w:lang w:val="es-EC"/>
-              </w:rPr>
-              <w:t xml:space="preserve">Ejecución de PODCAST </w:t>
-            </w:r>
-            <w:r>
-              <w:rPr>
-                <w:lang w:val="es-EC"/>
-              </w:rPr>
-              <w:lastRenderedPageBreak/>
-              <w:t xml:space="preserve">- </w:t>
-            </w:r>
-            <w:proofErr w:type="spellStart"/>
-            <w:r>
-              <w:rPr>
-                <w:lang w:val="es-EC"/>
-              </w:rPr>
-              <w:t>EducaPINE</w:t>
-            </w:r>
-            <w:proofErr w:type="spellEnd"/>
           </w:p>
         </w:tc>
         <w:tc>
@@ -760,7 +687,6 @@
               <w:bottom w:val="single" w:sz="4" w:space="0" w:color="BFBFBF" w:themeColor="background1" w:themeShade="BF"/>
               <w:right w:val="single" w:sz="4" w:space="0" w:color="BFBFBF" w:themeColor="background1" w:themeShade="BF"/>
             </w:tcBorders>
-            <w:hideMark/>
           </w:tcPr>
           <w:p>
             <w:pPr>
@@ -770,20 +696,6 @@
                 <w:lang w:val="es-EC"/>
               </w:rPr>
             </w:pPr>
-            <w:r>
-              <w:rPr>
-                <w:lang w:val="es-EC"/>
-              </w:rPr>
-              <w:lastRenderedPageBreak/>
-              <w:t>26-05-</w:t>
-            </w:r>
-            <w:r>
-              <w:rPr>
-                <w:lang w:val="es-EC"/>
-              </w:rPr>
-              <w:lastRenderedPageBreak/>
-              <w:t>2026</w:t>
-            </w:r>
           </w:p>
         </w:tc>
         <w:tc>
@@ -795,7 +707,6 @@
               <w:bottom w:val="single" w:sz="4" w:space="0" w:color="BFBFBF" w:themeColor="background1" w:themeShade="BF"/>
               <w:right w:val="single" w:sz="4" w:space="0" w:color="BFBFBF" w:themeColor="background1" w:themeShade="BF"/>
             </w:tcBorders>
-            <w:hideMark/>
           </w:tcPr>
           <w:p>
             <w:pPr>
@@ -805,54 +716,6 @@
                 <w:lang w:val="es-EC"/>
               </w:rPr>
             </w:pPr>
-            <w:r>
-              <w:rPr>
-                <w:b/>
-                <w:bCs/>
-                <w:lang w:val="es-EC"/>
-              </w:rPr>
-              <w:lastRenderedPageBreak/>
-              <w:t xml:space="preserve">Video </w:t>
-            </w:r>
-            <w:proofErr w:type="spellStart"/>
-            <w:r>
-              <w:rPr>
-                <w:b/>
-                <w:bCs/>
-                <w:lang w:val="es-EC"/>
-              </w:rPr>
-              <w:t>EducaPiNE</w:t>
-            </w:r>
-            <w:proofErr w:type="spellEnd"/>
-            <w:r>
-              <w:rPr>
-                <w:b/>
-                <w:bCs/>
-                <w:lang w:val="es-EC"/>
-              </w:rPr>
-              <w:t xml:space="preserve"> La procrastinación, el enemigo silencioso de nuestros sueños - </w:t>
-            </w:r>
-            <w:r>
-              <w:rPr>
-                <w:lang w:val="es-EC"/>
-              </w:rPr>
-              <w:t xml:space="preserve">YouTube: </w:t>
-            </w:r>
-            <w:hyperlink r:id="rId8" w:history="1">
-              <w:r>
-                <w:rPr>
-                  <w:rStyle w:val="Hipervnculo"/>
-                  <w:lang w:val="es-EC"/>
-                </w:rPr>
-                <w:t>https://www.youtube.com/watch?v=firVFL67s04&amp;feature=youtu.be</w:t>
-              </w:r>
-            </w:hyperlink>
-            <w:r>
-              <w:rPr>
-                <w:lang w:val="es-EC"/>
-              </w:rPr>
-              <w:t xml:space="preserve"> </w:t>
-            </w:r>
           </w:p>
         </w:tc>
         <w:tc>
@@ -937,6 +800,7 @@
         <w:rPr>
           <w:lang w:val="es-EC"/>
         </w:rPr>
+        <w:lastRenderedPageBreak/>
         <w:br/>
       </w:r>
     </w:p>
@@ -971,7 +835,7 @@
         <w:rPr>
           <w:lang w:val="es-EC"/>
         </w:rPr>
-        <w:t>La comisión cumplió de manera satisfactoria las actividades previstas para el mes de XXXX.</w:t>
+        <w:t xml:space="preserve">La comisión cumplió </w:t>
       </w:r>
     </w:p>
     <w:p>
@@ -1005,7 +869,7 @@
         <w:rPr>
           <w:lang w:val="es-EC"/>
         </w:rPr>
-        <w:t>Las novedades registradas fueron atendidas oportunamente, sin afectar de manera sustancial el desarrollo general del trabajo.</w:t>
+        <w:t xml:space="preserve">Las novedades registradas </w:t>
       </w:r>
     </w:p>
     <w:p>
@@ -1022,7 +886,7 @@
         <w:rPr>
           <w:lang w:val="es-EC"/>
         </w:rPr>
-        <w:t>Se evidencia compromiso y coordinación entre los integrantes de la comisión.</w:t>
+        <w:t xml:space="preserve">Se evidencia </w:t>
       </w:r>
     </w:p>
     <w:p>
@@ -1056,21 +920,7 @@
         <w:rPr>
           <w:lang w:val="es-EC"/>
         </w:rPr>
-        <w:t xml:space="preserve">Se logró ejecutar de manera exitosa las actividades planificadas para el mes de mayo, demostrando el compromiso y la </w:t>
-      </w:r>
-      <w:proofErr w:type="gramStart"/>
-      <w:r>
-        <w:rPr>
-          <w:lang w:val="es-EC"/>
-        </w:rPr>
-        <w:t>participación activa</w:t>
-      </w:r>
-      <w:proofErr w:type="gramEnd"/>
-      <w:r>
-        <w:rPr>
-          <w:lang w:val="es-EC"/>
-        </w:rPr>
-        <w:t xml:space="preserve"> de los miembros de la comisión del proyecto.</w:t>
+        <w:t>Se logró ejecutar de manera exitosa las actividades planificadas para el mes de mayo, demostrando el compromiso y la participación activa de los miembros de la comisión del proyecto.</w:t>
       </w:r>
     </w:p>
     <w:p>
@@ -1087,21 +937,7 @@
         <w:rPr>
           <w:lang w:val="es-EC"/>
         </w:rPr>
-        <w:t>Fortalecimiento de la Divulgación: La ejecución y publicación del podcast "</w:t>
-      </w:r>
-      <w:proofErr w:type="spellStart"/>
-      <w:r>
-        <w:rPr>
-          <w:lang w:val="es-EC"/>
-        </w:rPr>
-        <w:t>EducaPINE</w:t>
-      </w:r>
-      <w:proofErr w:type="spellEnd"/>
-      <w:r>
-        <w:rPr>
-          <w:lang w:val="es-EC"/>
-        </w:rPr>
-        <w:t>" sobre la procrastinación académica (https://www.youtube.com/watch?v=firVFL67s04) consolida un canal alternativo y dinámico para la difusión de temas de interés formativo para la carrera.</w:t>
+        <w:t xml:space="preserve">Fortalecimiento </w:t>
       </w:r>
     </w:p>
     <w:p>
@@ -1118,7 +954,7 @@
         <w:rPr>
           <w:lang w:val="es-EC"/>
         </w:rPr>
-        <w:t>Se garantizó el orden y la seguridad de los respaldos institucionales mediante la actualización y el acceso restringido a la documentación en el repositorio web oficial del proyecto (https://proyecto-innovacion-e-internacional.vercel.app/admin/dashboard).</w:t>
+        <w:t xml:space="preserve">Se garantizó </w:t>
       </w:r>
     </w:p>
     <w:p>
@@ -1135,16 +971,8 @@
         <w:rPr>
           <w:lang w:val="es-EC"/>
         </w:rPr>
-        <w:t xml:space="preserve">La reunión del 26 de mayo permitió sentar las bases normativas y operativas necesarias en propiedad intelectual y líneas de investigación, dejando coordinada la logística para la socialización de resultados prevista para el mes de </w:t>
-      </w:r>
-      <w:proofErr w:type="gramStart"/>
-      <w:r>
-        <w:rPr>
-          <w:lang w:val="es-EC"/>
-        </w:rPr>
-        <w:t>junio..</w:t>
-      </w:r>
-      <w:proofErr w:type="gramEnd"/>
+        <w:t>La reunión..</w:t>
+      </w:r>
     </w:p>
     <w:p>
       <w:pPr>
@@ -1173,7 +1001,6 @@
         <w:rPr>
           <w:lang w:val="es-EC"/>
         </w:rPr>
-        <w:lastRenderedPageBreak/>
         <w:t>Es todo cuanto se informa para los fines pertinentes.</w:t>
       </w:r>
     </w:p>
@@ -1285,9 +1112,9 @@
       </w:pPr>
     </w:p>
     <w:sectPr>
-      <w:headerReference w:type="even" r:id="rId9"/>
-      <w:headerReference w:type="default" r:id="rId10"/>
-      <w:headerReference w:type="first" r:id="rId11"/>
+      <w:headerReference w:type="even" r:id="rId7"/>
+      <w:headerReference w:type="default" r:id="rId8"/>
+      <w:headerReference w:type="first" r:id="rId9"/>
       <w:pgSz w:w="11906" w:h="16838"/>
       <w:pgMar w:top="1417" w:right="1701" w:bottom="1417" w:left="1701" w:header="708" w:footer="708" w:gutter="0"/>
       <w:cols w:space="708"/>
@@ -2182,6 +2009,7 @@
   <w:style w:type="character" w:default="1" w:styleId="Fuentedeprrafopredeter">
     <w:name w:val="Default Paragraph Font"/>
     <w:uiPriority w:val="1"/>
+    <w:semiHidden/>
     <w:unhideWhenUsed/>
   </w:style>
   <w:style w:type="table" w:default="1" w:styleId="Tablanormal">

--- a/docs/Formato-Informe-Mensual-Comision.docx
+++ b/docs/Formato-Informe-Mensual-Comision.docx
@@ -4,6 +4,7 @@
   <w:body>
     <w:p>
       <w:pPr>
+        <w:jc w:val="center"/>
         <w:rPr>
           <w:b/>
           <w:bCs/>
@@ -16,11 +17,12 @@
           <w:bCs/>
           <w:lang w:val="es-EC"/>
         </w:rPr>
-        <w:t xml:space="preserve">INFORME MENSUAL DE ACTIVIDADES </w:t>
-      </w:r>
-    </w:p>
-    <w:p>
-      <w:pPr>
+        <w:t>INFORME MENSUAL DE ACTIVIDADES</w:t>
+      </w:r>
+    </w:p>
+    <w:p>
+      <w:pPr>
+        <w:jc w:val="center"/>
         <w:rPr>
           <w:b/>
           <w:bCs/>
@@ -44,6 +46,7 @@
     </w:p>
     <w:p>
       <w:pPr>
+        <w:jc w:val="both"/>
         <w:rPr>
           <w:lang w:val="es-EC"/>
         </w:rPr>
@@ -135,6 +138,7 @@
     </w:p>
     <w:p>
       <w:pPr>
+        <w:jc w:val="both"/>
         <w:rPr>
           <w:b/>
           <w:bCs/>
@@ -152,6 +156,7 @@
     </w:p>
     <w:p>
       <w:pPr>
+        <w:jc w:val="both"/>
         <w:rPr>
           <w:lang w:val="es-EC"/>
         </w:rPr>
@@ -179,6 +184,7 @@
     </w:p>
     <w:p>
       <w:pPr>
+        <w:jc w:val="both"/>
         <w:rPr>
           <w:b/>
           <w:bCs/>
@@ -196,6 +202,7 @@
     </w:p>
     <w:p>
       <w:pPr>
+        <w:jc w:val="both"/>
         <w:rPr>
           <w:lang w:val="es-EC"/>
         </w:rPr>
@@ -208,13 +215,21 @@
       </w:r>
       <w:r>
         <w:rPr>
-          <w:lang w:val="es-EC"/>
-        </w:rPr>
-        <w:t>…..</w:t>
-      </w:r>
-    </w:p>
-    <w:p>
-      <w:pPr>
+          <w:rFonts w:ascii="Aptos" w:hAnsi="Aptos"/>
+          <w:lang w:val="es-EC"/>
+        </w:rPr>
+        <w:t>Comisión del Proyecto de Innovaciones Pedagógicas e Internacionalización (PINE) durante el mes de julio de 2026, incluyendo la producción audiovisual, las publicaciones científicas y las capacitaciones realizadas</w:t>
+      </w:r>
+      <w:r>
+        <w:rPr>
+          <w:lang w:val="es-EC"/>
+        </w:rPr>
+        <w:t>.</w:t>
+      </w:r>
+    </w:p>
+    <w:p>
+      <w:pPr>
+        <w:jc w:val="both"/>
         <w:rPr>
           <w:b/>
           <w:bCs/>
@@ -232,6 +247,7 @@
     </w:p>
     <w:p>
       <w:pPr>
+        <w:jc w:val="both"/>
         <w:rPr>
           <w:lang w:val="es-EC"/>
         </w:rPr>
@@ -251,10 +267,10 @@
       </w:tblPr>
       <w:tblGrid>
         <w:gridCol w:w="441"/>
-        <w:gridCol w:w="1158"/>
-        <w:gridCol w:w="825"/>
-        <w:gridCol w:w="4349"/>
-        <w:gridCol w:w="1721"/>
+        <w:gridCol w:w="2281"/>
+        <w:gridCol w:w="1364"/>
+        <w:gridCol w:w="2593"/>
+        <w:gridCol w:w="1815"/>
       </w:tblGrid>
       <w:tr>
         <w:trPr>
@@ -263,7 +279,7 @@
         <w:tc>
           <w:tcPr>
             <w:cnfStyle w:val="001000000000" w:firstRow="0" w:lastRow="0" w:firstColumn="1" w:lastColumn="0" w:oddVBand="0" w:evenVBand="0" w:oddHBand="0" w:evenHBand="0" w:firstRowFirstColumn="0" w:firstRowLastColumn="0" w:lastRowFirstColumn="0" w:lastRowLastColumn="0"/>
-            <w:tcW w:w="200" w:type="pct"/>
+            <w:tcW w:w="260" w:type="pct"/>
             <w:tcBorders>
               <w:top w:val="single" w:sz="4" w:space="0" w:color="BFBFBF" w:themeColor="background1" w:themeShade="BF"/>
               <w:left w:val="single" w:sz="4" w:space="0" w:color="BFBFBF" w:themeColor="background1" w:themeShade="BF"/>
@@ -275,6 +291,7 @@
           <w:p>
             <w:pPr>
               <w:spacing w:after="160" w:line="259" w:lineRule="auto"/>
+              <w:jc w:val="both"/>
               <w:rPr>
                 <w:lang w:val="es-EC"/>
               </w:rPr>
@@ -289,7 +306,7 @@
         </w:tc>
         <w:tc>
           <w:tcPr>
-            <w:tcW w:w="681" w:type="pct"/>
+            <w:tcW w:w="1406" w:type="pct"/>
             <w:tcBorders>
               <w:top w:val="single" w:sz="4" w:space="0" w:color="BFBFBF" w:themeColor="background1" w:themeShade="BF"/>
               <w:left w:val="single" w:sz="4" w:space="0" w:color="BFBFBF" w:themeColor="background1" w:themeShade="BF"/>
@@ -301,6 +318,7 @@
           <w:p>
             <w:pPr>
               <w:spacing w:after="160" w:line="259" w:lineRule="auto"/>
+              <w:jc w:val="both"/>
               <w:cnfStyle w:val="100000000000" w:firstRow="1" w:lastRow="0" w:firstColumn="0" w:lastColumn="0" w:oddVBand="0" w:evenVBand="0" w:oddHBand="0" w:evenHBand="0" w:firstRowFirstColumn="0" w:firstRowLastColumn="0" w:lastRowFirstColumn="0" w:lastRowLastColumn="0"/>
               <w:rPr>
                 <w:lang w:val="es-EC"/>
@@ -316,7 +334,7 @@
         </w:tc>
         <w:tc>
           <w:tcPr>
-            <w:tcW w:w="374" w:type="pct"/>
+            <w:tcW w:w="835" w:type="pct"/>
             <w:tcBorders>
               <w:top w:val="single" w:sz="4" w:space="0" w:color="BFBFBF" w:themeColor="background1" w:themeShade="BF"/>
               <w:left w:val="single" w:sz="4" w:space="0" w:color="BFBFBF" w:themeColor="background1" w:themeShade="BF"/>
@@ -328,6 +346,7 @@
           <w:p>
             <w:pPr>
               <w:spacing w:after="160" w:line="259" w:lineRule="auto"/>
+              <w:jc w:val="both"/>
               <w:cnfStyle w:val="100000000000" w:firstRow="1" w:lastRow="0" w:firstColumn="0" w:lastColumn="0" w:oddVBand="0" w:evenVBand="0" w:oddHBand="0" w:evenHBand="0" w:firstRowFirstColumn="0" w:firstRowLastColumn="0" w:lastRowFirstColumn="0" w:lastRowLastColumn="0"/>
               <w:rPr>
                 <w:lang w:val="es-EC"/>
@@ -343,7 +362,7 @@
         </w:tc>
         <w:tc>
           <w:tcPr>
-            <w:tcW w:w="2967" w:type="pct"/>
+            <w:tcW w:w="1431" w:type="pct"/>
             <w:tcBorders>
               <w:top w:val="single" w:sz="4" w:space="0" w:color="BFBFBF" w:themeColor="background1" w:themeShade="BF"/>
               <w:left w:val="single" w:sz="4" w:space="0" w:color="BFBFBF" w:themeColor="background1" w:themeShade="BF"/>
@@ -355,6 +374,7 @@
           <w:p>
             <w:pPr>
               <w:spacing w:after="160" w:line="259" w:lineRule="auto"/>
+              <w:jc w:val="both"/>
               <w:cnfStyle w:val="100000000000" w:firstRow="1" w:lastRow="0" w:firstColumn="0" w:lastColumn="0" w:oddVBand="0" w:evenVBand="0" w:oddHBand="0" w:evenHBand="0" w:firstRowFirstColumn="0" w:firstRowLastColumn="0" w:lastRowFirstColumn="0" w:lastRowLastColumn="0"/>
               <w:rPr>
                 <w:lang w:val="es-EC"/>
@@ -370,7 +390,7 @@
         </w:tc>
         <w:tc>
           <w:tcPr>
-            <w:tcW w:w="779" w:type="pct"/>
+            <w:tcW w:w="1068" w:type="pct"/>
             <w:tcBorders>
               <w:top w:val="single" w:sz="4" w:space="0" w:color="BFBFBF" w:themeColor="background1" w:themeShade="BF"/>
               <w:left w:val="single" w:sz="4" w:space="0" w:color="BFBFBF" w:themeColor="background1" w:themeShade="BF"/>
@@ -382,6 +402,7 @@
           <w:p>
             <w:pPr>
               <w:spacing w:after="160" w:line="259" w:lineRule="auto"/>
+              <w:jc w:val="both"/>
               <w:cnfStyle w:val="100000000000" w:firstRow="1" w:lastRow="0" w:firstColumn="0" w:lastColumn="0" w:oddVBand="0" w:evenVBand="0" w:oddHBand="0" w:evenHBand="0" w:firstRowFirstColumn="0" w:firstRowLastColumn="0" w:lastRowFirstColumn="0" w:lastRowLastColumn="0"/>
               <w:rPr>
                 <w:lang w:val="es-EC"/>
@@ -404,7 +425,7 @@
         <w:tc>
           <w:tcPr>
             <w:cnfStyle w:val="001000000000" w:firstRow="0" w:lastRow="0" w:firstColumn="1" w:lastColumn="0" w:oddVBand="0" w:evenVBand="0" w:oddHBand="0" w:evenHBand="0" w:firstRowFirstColumn="0" w:firstRowLastColumn="0" w:lastRowFirstColumn="0" w:lastRowLastColumn="0"/>
-            <w:tcW w:w="200" w:type="pct"/>
+            <w:tcW w:w="260" w:type="pct"/>
             <w:tcBorders>
               <w:top w:val="single" w:sz="4" w:space="0" w:color="BFBFBF" w:themeColor="background1" w:themeShade="BF"/>
               <w:left w:val="single" w:sz="4" w:space="0" w:color="BFBFBF" w:themeColor="background1" w:themeShade="BF"/>
@@ -416,6 +437,7 @@
           <w:p>
             <w:pPr>
               <w:spacing w:after="160" w:line="259" w:lineRule="auto"/>
+              <w:jc w:val="both"/>
               <w:rPr>
                 <w:lang w:val="es-EC"/>
               </w:rPr>
@@ -430,7 +452,7 @@
         </w:tc>
         <w:tc>
           <w:tcPr>
-            <w:tcW w:w="681" w:type="pct"/>
+            <w:tcW w:w="1406" w:type="pct"/>
             <w:tcBorders>
               <w:top w:val="single" w:sz="4" w:space="0" w:color="BFBFBF" w:themeColor="background1" w:themeShade="BF"/>
               <w:left w:val="single" w:sz="4" w:space="0" w:color="BFBFBF" w:themeColor="background1" w:themeShade="BF"/>
@@ -441,16 +463,23 @@
           <w:p>
             <w:pPr>
               <w:spacing w:after="160" w:line="259" w:lineRule="auto"/>
+              <w:jc w:val="both"/>
               <w:cnfStyle w:val="000000100000" w:firstRow="0" w:lastRow="0" w:firstColumn="0" w:lastColumn="0" w:oddVBand="0" w:evenVBand="0" w:oddHBand="1" w:evenHBand="0" w:firstRowFirstColumn="0" w:firstRowLastColumn="0" w:lastRowFirstColumn="0" w:lastRowLastColumn="0"/>
               <w:rPr>
                 <w:lang w:val="es-EC"/>
               </w:rPr>
             </w:pPr>
-          </w:p>
-        </w:tc>
-        <w:tc>
-          <w:tcPr>
-            <w:tcW w:w="374" w:type="pct"/>
+            <w:r>
+              <w:rPr>
+                <w:lang w:val="es-EC"/>
+              </w:rPr>
+              <w:t>Capacitación en Redacción de Artículos Científicos, dirigida a docentes y estudiantes de la carrera de Lengua y Literatura</w:t>
+            </w:r>
+          </w:p>
+        </w:tc>
+        <w:tc>
+          <w:tcPr>
+            <w:tcW w:w="835" w:type="pct"/>
             <w:tcBorders>
               <w:top w:val="single" w:sz="4" w:space="0" w:color="BFBFBF" w:themeColor="background1" w:themeShade="BF"/>
               <w:left w:val="single" w:sz="4" w:space="0" w:color="BFBFBF" w:themeColor="background1" w:themeShade="BF"/>
@@ -461,16 +490,23 @@
           <w:p>
             <w:pPr>
               <w:spacing w:after="160" w:line="259" w:lineRule="auto"/>
+              <w:jc w:val="both"/>
               <w:cnfStyle w:val="000000100000" w:firstRow="0" w:lastRow="0" w:firstColumn="0" w:lastColumn="0" w:oddVBand="0" w:evenVBand="0" w:oddHBand="1" w:evenHBand="0" w:firstRowFirstColumn="0" w:firstRowLastColumn="0" w:lastRowFirstColumn="0" w:lastRowLastColumn="0"/>
               <w:rPr>
                 <w:lang w:val="es-EC"/>
               </w:rPr>
             </w:pPr>
-          </w:p>
-        </w:tc>
-        <w:tc>
-          <w:tcPr>
-            <w:tcW w:w="2967" w:type="pct"/>
+            <w:r>
+              <w:rPr>
+                <w:lang w:val="es-EC"/>
+              </w:rPr>
+              <w:t>2 de julio de 2026</w:t>
+            </w:r>
+          </w:p>
+        </w:tc>
+        <w:tc>
+          <w:tcPr>
+            <w:tcW w:w="1431" w:type="pct"/>
             <w:tcBorders>
               <w:top w:val="single" w:sz="4" w:space="0" w:color="BFBFBF" w:themeColor="background1" w:themeShade="BF"/>
               <w:left w:val="single" w:sz="4" w:space="0" w:color="BFBFBF" w:themeColor="background1" w:themeShade="BF"/>
@@ -481,18 +517,25 @@
           <w:p>
             <w:pPr>
               <w:spacing w:after="160" w:line="259" w:lineRule="auto"/>
+              <w:jc w:val="both"/>
               <w:cnfStyle w:val="000000100000" w:firstRow="0" w:lastRow="0" w:firstColumn="0" w:lastColumn="0" w:oddVBand="0" w:evenVBand="0" w:oddHBand="1" w:evenHBand="0" w:firstRowFirstColumn="0" w:firstRowLastColumn="0" w:lastRowFirstColumn="0" w:lastRowLastColumn="0"/>
               <w:rPr>
-                <w:b/>
                 <w:bCs/>
                 <w:lang w:val="es-EC"/>
               </w:rPr>
             </w:pPr>
-          </w:p>
-        </w:tc>
-        <w:tc>
-          <w:tcPr>
-            <w:tcW w:w="779" w:type="pct"/>
+            <w:r>
+              <w:rPr>
+                <w:bCs/>
+                <w:lang w:val="es-EC"/>
+              </w:rPr>
+              <w:t>Evento ejecutado con éxito, asistencia documentada con fotografías y difundido en noticia del proyecto (news_8)</w:t>
+            </w:r>
+          </w:p>
+        </w:tc>
+        <w:tc>
+          <w:tcPr>
+            <w:tcW w:w="1068" w:type="pct"/>
             <w:tcBorders>
               <w:top w:val="single" w:sz="4" w:space="0" w:color="BFBFBF" w:themeColor="background1" w:themeShade="BF"/>
               <w:left w:val="single" w:sz="4" w:space="0" w:color="BFBFBF" w:themeColor="background1" w:themeShade="BF"/>
@@ -504,6 +547,7 @@
           <w:p>
             <w:pPr>
               <w:spacing w:after="160" w:line="259" w:lineRule="auto"/>
+              <w:jc w:val="both"/>
               <w:cnfStyle w:val="000000100000" w:firstRow="0" w:lastRow="0" w:firstColumn="0" w:lastColumn="0" w:oddVBand="0" w:evenVBand="0" w:oddHBand="1" w:evenHBand="0" w:firstRowFirstColumn="0" w:firstRowLastColumn="0" w:lastRowFirstColumn="0" w:lastRowLastColumn="0"/>
               <w:rPr>
                 <w:lang w:val="es-EC"/>
@@ -522,7 +566,7 @@
         <w:tc>
           <w:tcPr>
             <w:cnfStyle w:val="001000000000" w:firstRow="0" w:lastRow="0" w:firstColumn="1" w:lastColumn="0" w:oddVBand="0" w:evenVBand="0" w:oddHBand="0" w:evenHBand="0" w:firstRowFirstColumn="0" w:firstRowLastColumn="0" w:lastRowFirstColumn="0" w:lastRowLastColumn="0"/>
-            <w:tcW w:w="200" w:type="pct"/>
+            <w:tcW w:w="260" w:type="pct"/>
             <w:tcBorders>
               <w:top w:val="single" w:sz="4" w:space="0" w:color="BFBFBF" w:themeColor="background1" w:themeShade="BF"/>
               <w:left w:val="single" w:sz="4" w:space="0" w:color="BFBFBF" w:themeColor="background1" w:themeShade="BF"/>
@@ -534,6 +578,7 @@
           <w:p>
             <w:pPr>
               <w:spacing w:after="160" w:line="259" w:lineRule="auto"/>
+              <w:jc w:val="both"/>
               <w:rPr>
                 <w:lang w:val="es-EC"/>
               </w:rPr>
@@ -548,7 +593,7 @@
         </w:tc>
         <w:tc>
           <w:tcPr>
-            <w:tcW w:w="681" w:type="pct"/>
+            <w:tcW w:w="1406" w:type="pct"/>
             <w:tcBorders>
               <w:top w:val="single" w:sz="4" w:space="0" w:color="BFBFBF" w:themeColor="background1" w:themeShade="BF"/>
               <w:left w:val="single" w:sz="4" w:space="0" w:color="BFBFBF" w:themeColor="background1" w:themeShade="BF"/>
@@ -559,16 +604,23 @@
           <w:p>
             <w:pPr>
               <w:spacing w:after="160" w:line="259" w:lineRule="auto"/>
+              <w:jc w:val="both"/>
               <w:cnfStyle w:val="000000000000" w:firstRow="0" w:lastRow="0" w:firstColumn="0" w:lastColumn="0" w:oddVBand="0" w:evenVBand="0" w:oddHBand="0" w:evenHBand="0" w:firstRowFirstColumn="0" w:firstRowLastColumn="0" w:lastRowFirstColumn="0" w:lastRowLastColumn="0"/>
               <w:rPr>
                 <w:lang w:val="es-EC"/>
               </w:rPr>
             </w:pPr>
-          </w:p>
-        </w:tc>
-        <w:tc>
-          <w:tcPr>
-            <w:tcW w:w="374" w:type="pct"/>
+            <w:r>
+              <w:rPr>
+                <w:lang w:val="es-EC"/>
+              </w:rPr>
+              <w:t>Jornada Académica Interdisciplinaria de la Facultad de Educación y Turismo, con participación del proyecto PINE</w:t>
+            </w:r>
+          </w:p>
+        </w:tc>
+        <w:tc>
+          <w:tcPr>
+            <w:tcW w:w="835" w:type="pct"/>
             <w:tcBorders>
               <w:top w:val="single" w:sz="4" w:space="0" w:color="BFBFBF" w:themeColor="background1" w:themeShade="BF"/>
               <w:left w:val="single" w:sz="4" w:space="0" w:color="BFBFBF" w:themeColor="background1" w:themeShade="BF"/>
@@ -579,16 +631,23 @@
           <w:p>
             <w:pPr>
               <w:spacing w:after="160" w:line="259" w:lineRule="auto"/>
+              <w:jc w:val="both"/>
               <w:cnfStyle w:val="000000000000" w:firstRow="0" w:lastRow="0" w:firstColumn="0" w:lastColumn="0" w:oddVBand="0" w:evenVBand="0" w:oddHBand="0" w:evenHBand="0" w:firstRowFirstColumn="0" w:firstRowLastColumn="0" w:lastRowFirstColumn="0" w:lastRowLastColumn="0"/>
               <w:rPr>
                 <w:lang w:val="es-EC"/>
               </w:rPr>
             </w:pPr>
-          </w:p>
-        </w:tc>
-        <w:tc>
-          <w:tcPr>
-            <w:tcW w:w="2967" w:type="pct"/>
+            <w:r>
+              <w:rPr>
+                <w:lang w:val="es-EC"/>
+              </w:rPr>
+              <w:t>24 de julio de 2026</w:t>
+            </w:r>
+          </w:p>
+        </w:tc>
+        <w:tc>
+          <w:tcPr>
+            <w:tcW w:w="1431" w:type="pct"/>
             <w:tcBorders>
               <w:top w:val="single" w:sz="4" w:space="0" w:color="BFBFBF" w:themeColor="background1" w:themeShade="BF"/>
               <w:left w:val="single" w:sz="4" w:space="0" w:color="BFBFBF" w:themeColor="background1" w:themeShade="BF"/>
@@ -599,16 +658,23 @@
           <w:p>
             <w:pPr>
               <w:spacing w:after="160" w:line="259" w:lineRule="auto"/>
+              <w:jc w:val="both"/>
               <w:cnfStyle w:val="000000000000" w:firstRow="0" w:lastRow="0" w:firstColumn="0" w:lastColumn="0" w:oddVBand="0" w:evenVBand="0" w:oddHBand="0" w:evenHBand="0" w:firstRowFirstColumn="0" w:firstRowLastColumn="0" w:lastRowFirstColumn="0" w:lastRowLastColumn="0"/>
               <w:rPr>
                 <w:lang w:val="es-EC"/>
               </w:rPr>
             </w:pPr>
-          </w:p>
-        </w:tc>
-        <w:tc>
-          <w:tcPr>
-            <w:tcW w:w="779" w:type="pct"/>
+            <w:r>
+              <w:rPr>
+                <w:lang w:val="es-EC"/>
+              </w:rPr>
+              <w:t>Evento documentado (news_9), registro fotográfico y presencia de autoridades universitarias</w:t>
+            </w:r>
+          </w:p>
+        </w:tc>
+        <w:tc>
+          <w:tcPr>
+            <w:tcW w:w="1068" w:type="pct"/>
             <w:tcBorders>
               <w:top w:val="single" w:sz="4" w:space="0" w:color="BFBFBF" w:themeColor="background1" w:themeShade="BF"/>
               <w:left w:val="single" w:sz="4" w:space="0" w:color="BFBFBF" w:themeColor="background1" w:themeShade="BF"/>
@@ -619,11 +685,18 @@
           <w:p>
             <w:pPr>
               <w:spacing w:after="160" w:line="259" w:lineRule="auto"/>
+              <w:jc w:val="both"/>
               <w:cnfStyle w:val="000000000000" w:firstRow="0" w:lastRow="0" w:firstColumn="0" w:lastColumn="0" w:oddVBand="0" w:evenVBand="0" w:oddHBand="0" w:evenHBand="0" w:firstRowFirstColumn="0" w:firstRowLastColumn="0" w:lastRowFirstColumn="0" w:lastRowLastColumn="0"/>
               <w:rPr>
                 <w:lang w:val="es-EC"/>
               </w:rPr>
             </w:pPr>
+            <w:r>
+              <w:rPr>
+                <w:lang w:val="es-EC"/>
+              </w:rPr>
+              <w:t>Participación como referente en metodología de investigación educativa</w:t>
+            </w:r>
           </w:p>
         </w:tc>
       </w:tr>
@@ -634,7 +707,7 @@
         <w:tc>
           <w:tcPr>
             <w:cnfStyle w:val="001000000000" w:firstRow="0" w:lastRow="0" w:firstColumn="1" w:lastColumn="0" w:oddVBand="0" w:evenVBand="0" w:oddHBand="0" w:evenHBand="0" w:firstRowFirstColumn="0" w:firstRowLastColumn="0" w:lastRowFirstColumn="0" w:lastRowLastColumn="0"/>
-            <w:tcW w:w="200" w:type="pct"/>
+            <w:tcW w:w="260" w:type="pct"/>
             <w:tcBorders>
               <w:top w:val="single" w:sz="4" w:space="0" w:color="BFBFBF" w:themeColor="background1" w:themeShade="BF"/>
               <w:left w:val="single" w:sz="4" w:space="0" w:color="BFBFBF" w:themeColor="background1" w:themeShade="BF"/>
@@ -646,6 +719,7 @@
           <w:p>
             <w:pPr>
               <w:spacing w:after="160" w:line="259" w:lineRule="auto"/>
+              <w:jc w:val="both"/>
               <w:rPr>
                 <w:lang w:val="es-EC"/>
               </w:rPr>
@@ -660,7 +734,7 @@
         </w:tc>
         <w:tc>
           <w:tcPr>
-            <w:tcW w:w="681" w:type="pct"/>
+            <w:tcW w:w="1406" w:type="pct"/>
             <w:tcBorders>
               <w:top w:val="single" w:sz="4" w:space="0" w:color="BFBFBF" w:themeColor="background1" w:themeShade="BF"/>
               <w:left w:val="single" w:sz="4" w:space="0" w:color="BFBFBF" w:themeColor="background1" w:themeShade="BF"/>
@@ -671,16 +745,30 @@
           <w:p>
             <w:pPr>
               <w:spacing w:after="160" w:line="259" w:lineRule="auto"/>
+              <w:jc w:val="both"/>
               <w:cnfStyle w:val="000000100000" w:firstRow="0" w:lastRow="0" w:firstColumn="0" w:lastColumn="0" w:oddVBand="0" w:evenVBand="0" w:oddHBand="1" w:evenHBand="0" w:firstRowFirstColumn="0" w:firstRowLastColumn="0" w:lastRowFirstColumn="0" w:lastRowLastColumn="0"/>
               <w:rPr>
                 <w:lang w:val="es-EC"/>
               </w:rPr>
             </w:pPr>
-          </w:p>
-        </w:tc>
-        <w:tc>
-          <w:tcPr>
-            <w:tcW w:w="374" w:type="pct"/>
+            <w:r>
+              <w:rPr>
+                <w:lang w:val="es-EC"/>
+              </w:rPr>
+              <w:t xml:space="preserve">Producción de cinco episodios de podcast en las series Voces </w:t>
+            </w:r>
+            <w:r>
+              <w:rPr>
+                <w:lang w:val="es-EC"/>
+              </w:rPr>
+              <w:lastRenderedPageBreak/>
+              <w:t>Fuera del Aula y Más Allá del Lienzo</w:t>
+            </w:r>
+          </w:p>
+        </w:tc>
+        <w:tc>
+          <w:tcPr>
+            <w:tcW w:w="835" w:type="pct"/>
             <w:tcBorders>
               <w:top w:val="single" w:sz="4" w:space="0" w:color="BFBFBF" w:themeColor="background1" w:themeShade="BF"/>
               <w:left w:val="single" w:sz="4" w:space="0" w:color="BFBFBF" w:themeColor="background1" w:themeShade="BF"/>
@@ -691,16 +779,24 @@
           <w:p>
             <w:pPr>
               <w:spacing w:after="160" w:line="259" w:lineRule="auto"/>
+              <w:jc w:val="both"/>
               <w:cnfStyle w:val="000000100000" w:firstRow="0" w:lastRow="0" w:firstColumn="0" w:lastColumn="0" w:oddVBand="0" w:evenVBand="0" w:oddHBand="1" w:evenHBand="0" w:firstRowFirstColumn="0" w:firstRowLastColumn="0" w:lastRowFirstColumn="0" w:lastRowLastColumn="0"/>
               <w:rPr>
                 <w:lang w:val="es-EC"/>
               </w:rPr>
             </w:pPr>
-          </w:p>
-        </w:tc>
-        <w:tc>
-          <w:tcPr>
-            <w:tcW w:w="2967" w:type="pct"/>
+            <w:r>
+              <w:rPr>
+                <w:lang w:val="es-EC"/>
+              </w:rPr>
+              <w:lastRenderedPageBreak/>
+              <w:t>Julio de 2026</w:t>
+            </w:r>
+          </w:p>
+        </w:tc>
+        <w:tc>
+          <w:tcPr>
+            <w:tcW w:w="1431" w:type="pct"/>
             <w:tcBorders>
               <w:top w:val="single" w:sz="4" w:space="0" w:color="BFBFBF" w:themeColor="background1" w:themeShade="BF"/>
               <w:left w:val="single" w:sz="4" w:space="0" w:color="BFBFBF" w:themeColor="background1" w:themeShade="BF"/>
@@ -711,16 +807,23 @@
           <w:p>
             <w:pPr>
               <w:spacing w:after="160" w:line="259" w:lineRule="auto"/>
+              <w:jc w:val="both"/>
               <w:cnfStyle w:val="000000100000" w:firstRow="0" w:lastRow="0" w:firstColumn="0" w:lastColumn="0" w:oddVBand="0" w:evenVBand="0" w:oddHBand="1" w:evenHBand="0" w:firstRowFirstColumn="0" w:firstRowLastColumn="0" w:lastRowFirstColumn="0" w:lastRowLastColumn="0"/>
               <w:rPr>
                 <w:lang w:val="es-EC"/>
               </w:rPr>
             </w:pPr>
-          </w:p>
-        </w:tc>
-        <w:tc>
-          <w:tcPr>
-            <w:tcW w:w="779" w:type="pct"/>
+            <w:r>
+              <w:rPr>
+                <w:lang w:val="es-EC"/>
+              </w:rPr>
+              <w:t>Episodios publicados en el canal de YouTube @PINEInvestigacion</w:t>
+            </w:r>
+          </w:p>
+        </w:tc>
+        <w:tc>
+          <w:tcPr>
+            <w:tcW w:w="1068" w:type="pct"/>
             <w:tcBorders>
               <w:top w:val="single" w:sz="4" w:space="0" w:color="BFBFBF" w:themeColor="background1" w:themeShade="BF"/>
               <w:left w:val="single" w:sz="4" w:space="0" w:color="BFBFBF" w:themeColor="background1" w:themeShade="BF"/>
@@ -731,7 +834,416 @@
           <w:p>
             <w:pPr>
               <w:spacing w:after="160" w:line="259" w:lineRule="auto"/>
+              <w:jc w:val="both"/>
               <w:cnfStyle w:val="000000100000" w:firstRow="0" w:lastRow="0" w:firstColumn="0" w:lastColumn="0" w:oddVBand="0" w:evenVBand="0" w:oddHBand="1" w:evenHBand="0" w:firstRowFirstColumn="0" w:firstRowLastColumn="0" w:lastRowFirstColumn="0" w:lastRowLastColumn="0"/>
+              <w:rPr>
+                <w:lang w:val="es-EC"/>
+              </w:rPr>
+            </w:pPr>
+            <w:r>
+              <w:rPr>
+                <w:lang w:val="es-EC"/>
+              </w:rPr>
+              <w:t>Meta mensual superada en 250 por ciento</w:t>
+            </w:r>
+          </w:p>
+        </w:tc>
+      </w:tr>
+      <w:tr>
+        <w:tc>
+          <w:tcPr>
+            <w:cnfStyle w:val="001000000000" w:firstRow="0" w:lastRow="0" w:firstColumn="1" w:lastColumn="0" w:oddVBand="0" w:evenVBand="0" w:oddHBand="0" w:evenHBand="0" w:firstRowFirstColumn="0" w:firstRowLastColumn="0" w:lastRowFirstColumn="0" w:lastRowLastColumn="0"/>
+            <w:tcW w:w="260" w:type="pct"/>
+            <w:tcBorders>
+              <w:top w:val="single" w:sz="4" w:space="0" w:color="BFBFBF" w:themeColor="background1" w:themeShade="BF"/>
+              <w:left w:val="single" w:sz="4" w:space="0" w:color="BFBFBF" w:themeColor="background1" w:themeShade="BF"/>
+              <w:bottom w:val="single" w:sz="4" w:space="0" w:color="BFBFBF" w:themeColor="background1" w:themeShade="BF"/>
+              <w:right w:val="single" w:sz="4" w:space="0" w:color="BFBFBF" w:themeColor="background1" w:themeShade="BF"/>
+            </w:tcBorders>
+          </w:tcPr>
+          <w:p>
+            <w:pPr>
+              <w:jc w:val="both"/>
+              <w:rPr>
+                <w:lang w:val="es-EC"/>
+              </w:rPr>
+            </w:pPr>
+            <w:r>
+              <w:rPr>
+                <w:lang w:val="es-EC"/>
+              </w:rPr>
+              <w:t>4</w:t>
+            </w:r>
+          </w:p>
+        </w:tc>
+        <w:tc>
+          <w:tcPr>
+            <w:tcW w:w="1406" w:type="pct"/>
+            <w:tcBorders>
+              <w:top w:val="single" w:sz="4" w:space="0" w:color="BFBFBF" w:themeColor="background1" w:themeShade="BF"/>
+              <w:left w:val="single" w:sz="4" w:space="0" w:color="BFBFBF" w:themeColor="background1" w:themeShade="BF"/>
+              <w:bottom w:val="single" w:sz="4" w:space="0" w:color="BFBFBF" w:themeColor="background1" w:themeShade="BF"/>
+              <w:right w:val="single" w:sz="4" w:space="0" w:color="BFBFBF" w:themeColor="background1" w:themeShade="BF"/>
+            </w:tcBorders>
+          </w:tcPr>
+          <w:p>
+            <w:pPr>
+              <w:jc w:val="both"/>
+              <w:cnfStyle w:val="000000000000" w:firstRow="0" w:lastRow="0" w:firstColumn="0" w:lastColumn="0" w:oddVBand="0" w:evenVBand="0" w:oddHBand="0" w:evenHBand="0" w:firstRowFirstColumn="0" w:firstRowLastColumn="0" w:lastRowFirstColumn="0" w:lastRowLastColumn="0"/>
+              <w:rPr>
+                <w:lang w:val="es-EC"/>
+              </w:rPr>
+            </w:pPr>
+            <w:r>
+              <w:rPr>
+                <w:lang w:val="es-EC"/>
+              </w:rPr>
+              <w:t>Registro de tres publicaciones científicas del equipo (pub_72, pub_73 y pub_74)</w:t>
+            </w:r>
+          </w:p>
+        </w:tc>
+        <w:tc>
+          <w:tcPr>
+            <w:tcW w:w="835" w:type="pct"/>
+            <w:tcBorders>
+              <w:top w:val="single" w:sz="4" w:space="0" w:color="BFBFBF" w:themeColor="background1" w:themeShade="BF"/>
+              <w:left w:val="single" w:sz="4" w:space="0" w:color="BFBFBF" w:themeColor="background1" w:themeShade="BF"/>
+              <w:bottom w:val="single" w:sz="4" w:space="0" w:color="BFBFBF" w:themeColor="background1" w:themeShade="BF"/>
+              <w:right w:val="single" w:sz="4" w:space="0" w:color="BFBFBF" w:themeColor="background1" w:themeShade="BF"/>
+            </w:tcBorders>
+          </w:tcPr>
+          <w:p>
+            <w:pPr>
+              <w:jc w:val="both"/>
+              <w:cnfStyle w:val="000000000000" w:firstRow="0" w:lastRow="0" w:firstColumn="0" w:lastColumn="0" w:oddVBand="0" w:evenVBand="0" w:oddHBand="0" w:evenHBand="0" w:firstRowFirstColumn="0" w:firstRowLastColumn="0" w:lastRowFirstColumn="0" w:lastRowLastColumn="0"/>
+              <w:rPr>
+                <w:lang w:val="es-EC"/>
+              </w:rPr>
+            </w:pPr>
+            <w:r>
+              <w:rPr>
+                <w:lang w:val="es-EC"/>
+              </w:rPr>
+              <w:t>Julio de 2026</w:t>
+            </w:r>
+          </w:p>
+        </w:tc>
+        <w:tc>
+          <w:tcPr>
+            <w:tcW w:w="1431" w:type="pct"/>
+            <w:tcBorders>
+              <w:top w:val="single" w:sz="4" w:space="0" w:color="BFBFBF" w:themeColor="background1" w:themeShade="BF"/>
+              <w:left w:val="single" w:sz="4" w:space="0" w:color="BFBFBF" w:themeColor="background1" w:themeShade="BF"/>
+              <w:bottom w:val="single" w:sz="4" w:space="0" w:color="BFBFBF" w:themeColor="background1" w:themeShade="BF"/>
+              <w:right w:val="single" w:sz="4" w:space="0" w:color="BFBFBF" w:themeColor="background1" w:themeShade="BF"/>
+            </w:tcBorders>
+          </w:tcPr>
+          <w:p>
+            <w:pPr>
+              <w:jc w:val="both"/>
+              <w:cnfStyle w:val="000000000000" w:firstRow="0" w:lastRow="0" w:firstColumn="0" w:lastColumn="0" w:oddVBand="0" w:evenVBand="0" w:oddHBand="0" w:evenHBand="0" w:firstRowFirstColumn="0" w:firstRowLastColumn="0" w:lastRowFirstColumn="0" w:lastRowLastColumn="0"/>
+              <w:rPr>
+                <w:lang w:val="es-EC"/>
+              </w:rPr>
+            </w:pPr>
+            <w:r>
+              <w:rPr>
+                <w:lang w:val="es-EC"/>
+              </w:rPr>
+              <w:t>Artículos indexados en Dialnet, Latindex y Revista San Gregorio</w:t>
+            </w:r>
+          </w:p>
+        </w:tc>
+        <w:tc>
+          <w:tcPr>
+            <w:tcW w:w="1068" w:type="pct"/>
+            <w:tcBorders>
+              <w:top w:val="single" w:sz="4" w:space="0" w:color="BFBFBF" w:themeColor="background1" w:themeShade="BF"/>
+              <w:left w:val="single" w:sz="4" w:space="0" w:color="BFBFBF" w:themeColor="background1" w:themeShade="BF"/>
+              <w:bottom w:val="single" w:sz="4" w:space="0" w:color="BFBFBF" w:themeColor="background1" w:themeShade="BF"/>
+              <w:right w:val="single" w:sz="4" w:space="0" w:color="BFBFBF" w:themeColor="background1" w:themeShade="BF"/>
+            </w:tcBorders>
+          </w:tcPr>
+          <w:p>
+            <w:pPr>
+              <w:jc w:val="both"/>
+              <w:cnfStyle w:val="000000000000" w:firstRow="0" w:lastRow="0" w:firstColumn="0" w:lastColumn="0" w:oddVBand="0" w:evenVBand="0" w:oddHBand="0" w:evenHBand="0" w:firstRowFirstColumn="0" w:firstRowLastColumn="0" w:lastRowFirstColumn="0" w:lastRowLastColumn="0"/>
+              <w:rPr>
+                <w:lang w:val="es-EC"/>
+              </w:rPr>
+            </w:pPr>
+            <w:r>
+              <w:rPr>
+                <w:lang w:val="es-EC"/>
+              </w:rPr>
+              <w:t>Meta mensual superada en 150 por ciento</w:t>
+            </w:r>
+          </w:p>
+        </w:tc>
+      </w:tr>
+      <w:tr>
+        <w:trPr>
+          <w:cnfStyle w:val="000000100000" w:firstRow="0" w:lastRow="0" w:firstColumn="0" w:lastColumn="0" w:oddVBand="0" w:evenVBand="0" w:oddHBand="1" w:evenHBand="0" w:firstRowFirstColumn="0" w:firstRowLastColumn="0" w:lastRowFirstColumn="0" w:lastRowLastColumn="0"/>
+        </w:trPr>
+        <w:tc>
+          <w:tcPr>
+            <w:cnfStyle w:val="001000000000" w:firstRow="0" w:lastRow="0" w:firstColumn="1" w:lastColumn="0" w:oddVBand="0" w:evenVBand="0" w:oddHBand="0" w:evenHBand="0" w:firstRowFirstColumn="0" w:firstRowLastColumn="0" w:lastRowFirstColumn="0" w:lastRowLastColumn="0"/>
+            <w:tcW w:w="260" w:type="pct"/>
+            <w:tcBorders>
+              <w:top w:val="single" w:sz="4" w:space="0" w:color="BFBFBF" w:themeColor="background1" w:themeShade="BF"/>
+              <w:left w:val="single" w:sz="4" w:space="0" w:color="BFBFBF" w:themeColor="background1" w:themeShade="BF"/>
+              <w:bottom w:val="single" w:sz="4" w:space="0" w:color="BFBFBF" w:themeColor="background1" w:themeShade="BF"/>
+              <w:right w:val="single" w:sz="4" w:space="0" w:color="BFBFBF" w:themeColor="background1" w:themeShade="BF"/>
+            </w:tcBorders>
+          </w:tcPr>
+          <w:p>
+            <w:pPr>
+              <w:jc w:val="both"/>
+              <w:rPr>
+                <w:lang w:val="es-EC"/>
+              </w:rPr>
+            </w:pPr>
+            <w:r>
+              <w:rPr>
+                <w:lang w:val="es-EC"/>
+              </w:rPr>
+              <w:t>5</w:t>
+            </w:r>
+          </w:p>
+        </w:tc>
+        <w:tc>
+          <w:tcPr>
+            <w:tcW w:w="1406" w:type="pct"/>
+            <w:tcBorders>
+              <w:top w:val="single" w:sz="4" w:space="0" w:color="BFBFBF" w:themeColor="background1" w:themeShade="BF"/>
+              <w:left w:val="single" w:sz="4" w:space="0" w:color="BFBFBF" w:themeColor="background1" w:themeShade="BF"/>
+              <w:bottom w:val="single" w:sz="4" w:space="0" w:color="BFBFBF" w:themeColor="background1" w:themeShade="BF"/>
+              <w:right w:val="single" w:sz="4" w:space="0" w:color="BFBFBF" w:themeColor="background1" w:themeShade="BF"/>
+            </w:tcBorders>
+          </w:tcPr>
+          <w:p>
+            <w:pPr>
+              <w:jc w:val="both"/>
+              <w:cnfStyle w:val="000000100000" w:firstRow="0" w:lastRow="0" w:firstColumn="0" w:lastColumn="0" w:oddVBand="0" w:evenVBand="0" w:oddHBand="1" w:evenHBand="0" w:firstRowFirstColumn="0" w:firstRowLastColumn="0" w:lastRowFirstColumn="0" w:lastRowLastColumn="0"/>
+              <w:rPr>
+                <w:lang w:val="es-EC"/>
+              </w:rPr>
+            </w:pPr>
+            <w:r>
+              <w:rPr>
+                <w:lang w:val="es-EC"/>
+              </w:rPr>
+              <w:t>Creación de la categoría de podcast Más Allá del Lienzo (cat_4), dedicada al debate interdisciplinario entre Pedagogía de Idiomas y Artes</w:t>
+            </w:r>
+          </w:p>
+        </w:tc>
+        <w:tc>
+          <w:tcPr>
+            <w:tcW w:w="835" w:type="pct"/>
+            <w:tcBorders>
+              <w:top w:val="single" w:sz="4" w:space="0" w:color="BFBFBF" w:themeColor="background1" w:themeShade="BF"/>
+              <w:left w:val="single" w:sz="4" w:space="0" w:color="BFBFBF" w:themeColor="background1" w:themeShade="BF"/>
+              <w:bottom w:val="single" w:sz="4" w:space="0" w:color="BFBFBF" w:themeColor="background1" w:themeShade="BF"/>
+              <w:right w:val="single" w:sz="4" w:space="0" w:color="BFBFBF" w:themeColor="background1" w:themeShade="BF"/>
+            </w:tcBorders>
+          </w:tcPr>
+          <w:p>
+            <w:pPr>
+              <w:jc w:val="both"/>
+              <w:cnfStyle w:val="000000100000" w:firstRow="0" w:lastRow="0" w:firstColumn="0" w:lastColumn="0" w:oddVBand="0" w:evenVBand="0" w:oddHBand="1" w:evenHBand="0" w:firstRowFirstColumn="0" w:firstRowLastColumn="0" w:lastRowFirstColumn="0" w:lastRowLastColumn="0"/>
+              <w:rPr>
+                <w:lang w:val="es-EC"/>
+              </w:rPr>
+            </w:pPr>
+            <w:r>
+              <w:rPr>
+                <w:lang w:val="es-EC"/>
+              </w:rPr>
+              <w:t>14 de julio de 2026</w:t>
+            </w:r>
+          </w:p>
+        </w:tc>
+        <w:tc>
+          <w:tcPr>
+            <w:tcW w:w="1431" w:type="pct"/>
+            <w:tcBorders>
+              <w:top w:val="single" w:sz="4" w:space="0" w:color="BFBFBF" w:themeColor="background1" w:themeShade="BF"/>
+              <w:left w:val="single" w:sz="4" w:space="0" w:color="BFBFBF" w:themeColor="background1" w:themeShade="BF"/>
+              <w:bottom w:val="single" w:sz="4" w:space="0" w:color="BFBFBF" w:themeColor="background1" w:themeShade="BF"/>
+              <w:right w:val="single" w:sz="4" w:space="0" w:color="BFBFBF" w:themeColor="background1" w:themeShade="BF"/>
+            </w:tcBorders>
+          </w:tcPr>
+          <w:p>
+            <w:pPr>
+              <w:jc w:val="both"/>
+              <w:cnfStyle w:val="000000100000" w:firstRow="0" w:lastRow="0" w:firstColumn="0" w:lastColumn="0" w:oddVBand="0" w:evenVBand="0" w:oddHBand="1" w:evenHBand="0" w:firstRowFirstColumn="0" w:firstRowLastColumn="0" w:lastRowFirstColumn="0" w:lastRowLastColumn="0"/>
+              <w:rPr>
+                <w:lang w:val="es-EC"/>
+              </w:rPr>
+            </w:pPr>
+            <w:r>
+              <w:rPr>
+                <w:lang w:val="es-EC"/>
+              </w:rPr>
+              <w:t>Dos episodios publicados bajo la nueva categoría</w:t>
+            </w:r>
+          </w:p>
+        </w:tc>
+        <w:tc>
+          <w:tcPr>
+            <w:tcW w:w="1068" w:type="pct"/>
+            <w:tcBorders>
+              <w:top w:val="single" w:sz="4" w:space="0" w:color="BFBFBF" w:themeColor="background1" w:themeShade="BF"/>
+              <w:left w:val="single" w:sz="4" w:space="0" w:color="BFBFBF" w:themeColor="background1" w:themeShade="BF"/>
+              <w:bottom w:val="single" w:sz="4" w:space="0" w:color="BFBFBF" w:themeColor="background1" w:themeShade="BF"/>
+              <w:right w:val="single" w:sz="4" w:space="0" w:color="BFBFBF" w:themeColor="background1" w:themeShade="BF"/>
+            </w:tcBorders>
+          </w:tcPr>
+          <w:p>
+            <w:pPr>
+              <w:jc w:val="both"/>
+              <w:cnfStyle w:val="000000100000" w:firstRow="0" w:lastRow="0" w:firstColumn="0" w:lastColumn="0" w:oddVBand="0" w:evenVBand="0" w:oddHBand="1" w:evenHBand="0" w:firstRowFirstColumn="0" w:firstRowLastColumn="0" w:lastRowFirstColumn="0" w:lastRowLastColumn="0"/>
+              <w:rPr>
+                <w:lang w:val="es-EC"/>
+              </w:rPr>
+            </w:pPr>
+            <w:r>
+              <w:rPr>
+                <w:lang w:val="es-EC"/>
+              </w:rPr>
+              <w:t>Nuevo espacio para contenido interdisciplinario dentro de la estrategia comunicacional del proyecto</w:t>
+            </w:r>
+          </w:p>
+        </w:tc>
+      </w:tr>
+      <w:tr>
+        <w:tc>
+          <w:tcPr>
+            <w:cnfStyle w:val="001000000000" w:firstRow="0" w:lastRow="0" w:firstColumn="1" w:lastColumn="0" w:oddVBand="0" w:evenVBand="0" w:oddHBand="0" w:evenHBand="0" w:firstRowFirstColumn="0" w:firstRowLastColumn="0" w:lastRowFirstColumn="0" w:lastRowLastColumn="0"/>
+            <w:tcW w:w="260" w:type="pct"/>
+            <w:tcBorders>
+              <w:top w:val="single" w:sz="4" w:space="0" w:color="BFBFBF" w:themeColor="background1" w:themeShade="BF"/>
+              <w:left w:val="single" w:sz="4" w:space="0" w:color="BFBFBF" w:themeColor="background1" w:themeShade="BF"/>
+              <w:bottom w:val="single" w:sz="4" w:space="0" w:color="BFBFBF" w:themeColor="background1" w:themeShade="BF"/>
+              <w:right w:val="single" w:sz="4" w:space="0" w:color="BFBFBF" w:themeColor="background1" w:themeShade="BF"/>
+            </w:tcBorders>
+          </w:tcPr>
+          <w:p>
+            <w:pPr>
+              <w:jc w:val="both"/>
+              <w:rPr>
+                <w:lang w:val="es-EC"/>
+              </w:rPr>
+            </w:pPr>
+            <w:r>
+              <w:rPr>
+                <w:lang w:val="es-EC"/>
+              </w:rPr>
+              <w:t>6</w:t>
+            </w:r>
+          </w:p>
+        </w:tc>
+        <w:tc>
+          <w:tcPr>
+            <w:tcW w:w="1406" w:type="pct"/>
+            <w:tcBorders>
+              <w:top w:val="single" w:sz="4" w:space="0" w:color="BFBFBF" w:themeColor="background1" w:themeShade="BF"/>
+              <w:left w:val="single" w:sz="4" w:space="0" w:color="BFBFBF" w:themeColor="background1" w:themeShade="BF"/>
+              <w:bottom w:val="single" w:sz="4" w:space="0" w:color="BFBFBF" w:themeColor="background1" w:themeShade="BF"/>
+              <w:right w:val="single" w:sz="4" w:space="0" w:color="BFBFBF" w:themeColor="background1" w:themeShade="BF"/>
+            </w:tcBorders>
+          </w:tcPr>
+          <w:p>
+            <w:pPr>
+              <w:jc w:val="both"/>
+              <w:cnfStyle w:val="000000000000" w:firstRow="0" w:lastRow="0" w:firstColumn="0" w:lastColumn="0" w:oddVBand="0" w:evenVBand="0" w:oddHBand="0" w:evenHBand="0" w:firstRowFirstColumn="0" w:firstRowLastColumn="0" w:lastRowFirstColumn="0" w:lastRowLastColumn="0"/>
+              <w:rPr>
+                <w:lang w:val="es-EC"/>
+              </w:rPr>
+            </w:pPr>
+            <w:r>
+              <w:rPr>
+                <w:lang w:val="es-EC"/>
+              </w:rPr>
+              <w:t>Actualización de la plataforma web del proyecto, donde se encuentra publicada la documentación pública de las actividades</w:t>
+            </w:r>
+          </w:p>
+        </w:tc>
+        <w:tc>
+          <w:tcPr>
+            <w:tcW w:w="835" w:type="pct"/>
+            <w:tcBorders>
+              <w:top w:val="single" w:sz="4" w:space="0" w:color="BFBFBF" w:themeColor="background1" w:themeShade="BF"/>
+              <w:left w:val="single" w:sz="4" w:space="0" w:color="BFBFBF" w:themeColor="background1" w:themeShade="BF"/>
+              <w:bottom w:val="single" w:sz="4" w:space="0" w:color="BFBFBF" w:themeColor="background1" w:themeShade="BF"/>
+              <w:right w:val="single" w:sz="4" w:space="0" w:color="BFBFBF" w:themeColor="background1" w:themeShade="BF"/>
+            </w:tcBorders>
+          </w:tcPr>
+          <w:p>
+            <w:pPr>
+              <w:jc w:val="both"/>
+              <w:cnfStyle w:val="000000000000" w:firstRow="0" w:lastRow="0" w:firstColumn="0" w:lastColumn="0" w:oddVBand="0" w:evenVBand="0" w:oddHBand="0" w:evenHBand="0" w:firstRowFirstColumn="0" w:firstRowLastColumn="0" w:lastRowFirstColumn="0" w:lastRowLastColumn="0"/>
+              <w:rPr>
+                <w:lang w:val="es-EC"/>
+              </w:rPr>
+            </w:pPr>
+            <w:r>
+              <w:rPr>
+                <w:lang w:val="es-EC"/>
+              </w:rPr>
+              <w:t>Julio de 2026</w:t>
+            </w:r>
+          </w:p>
+        </w:tc>
+        <w:tc>
+          <w:tcPr>
+            <w:tcW w:w="1431" w:type="pct"/>
+            <w:tcBorders>
+              <w:top w:val="single" w:sz="4" w:space="0" w:color="BFBFBF" w:themeColor="background1" w:themeShade="BF"/>
+              <w:left w:val="single" w:sz="4" w:space="0" w:color="BFBFBF" w:themeColor="background1" w:themeShade="BF"/>
+              <w:bottom w:val="single" w:sz="4" w:space="0" w:color="BFBFBF" w:themeColor="background1" w:themeShade="BF"/>
+              <w:right w:val="single" w:sz="4" w:space="0" w:color="BFBFBF" w:themeColor="background1" w:themeShade="BF"/>
+            </w:tcBorders>
+          </w:tcPr>
+          <w:p>
+            <w:pPr>
+              <w:jc w:val="both"/>
+              <w:cnfStyle w:val="000000000000" w:firstRow="0" w:lastRow="0" w:firstColumn="0" w:lastColumn="0" w:oddVBand="0" w:evenVBand="0" w:oddHBand="0" w:evenHBand="0" w:firstRowFirstColumn="0" w:firstRowLastColumn="0" w:lastRowFirstColumn="0" w:lastRowLastColumn="0"/>
+              <w:rPr>
+                <w:lang w:val="es-EC"/>
+              </w:rPr>
+            </w:pPr>
+            <w:hyperlink r:id="rId7" w:history="1">
+              <w:r>
+                <w:rPr>
+                  <w:rStyle w:val="Hipervnculo"/>
+                  <w:lang w:val="es-EC"/>
+                </w:rPr>
+                <w:t>https://proyecto-innovacion-e-internacional.vercel.app/</w:t>
+              </w:r>
+            </w:hyperlink>
+            <w:r>
+              <w:rPr>
+                <w:lang w:val="es-EC"/>
+              </w:rPr>
+              <w:t xml:space="preserve"> </w:t>
+            </w:r>
+          </w:p>
+        </w:tc>
+        <w:tc>
+          <w:tcPr>
+            <w:tcW w:w="1068" w:type="pct"/>
+            <w:tcBorders>
+              <w:top w:val="single" w:sz="4" w:space="0" w:color="BFBFBF" w:themeColor="background1" w:themeShade="BF"/>
+              <w:left w:val="single" w:sz="4" w:space="0" w:color="BFBFBF" w:themeColor="background1" w:themeShade="BF"/>
+              <w:bottom w:val="single" w:sz="4" w:space="0" w:color="BFBFBF" w:themeColor="background1" w:themeShade="BF"/>
+              <w:right w:val="single" w:sz="4" w:space="0" w:color="BFBFBF" w:themeColor="background1" w:themeShade="BF"/>
+            </w:tcBorders>
+          </w:tcPr>
+          <w:p>
+            <w:pPr>
+              <w:jc w:val="both"/>
+              <w:cnfStyle w:val="000000000000" w:firstRow="0" w:lastRow="0" w:firstColumn="0" w:lastColumn="0" w:oddVBand="0" w:evenVBand="0" w:oddHBand="0" w:evenHBand="0" w:firstRowFirstColumn="0" w:firstRowLastColumn="0" w:lastRowFirstColumn="0" w:lastRowLastColumn="0"/>
               <w:rPr>
                 <w:lang w:val="es-EC"/>
               </w:rPr>
@@ -742,13 +1254,15 @@
     </w:tbl>
     <w:p>
       <w:pPr>
-        <w:rPr>
-          <w:lang w:val="es-EC"/>
-        </w:rPr>
-      </w:pPr>
-    </w:p>
-    <w:p>
-      <w:pPr>
+        <w:jc w:val="both"/>
+        <w:rPr>
+          <w:lang w:val="es-EC"/>
+        </w:rPr>
+      </w:pPr>
+    </w:p>
+    <w:p>
+      <w:pPr>
+        <w:jc w:val="both"/>
         <w:rPr>
           <w:lang w:val="es-EC"/>
         </w:rPr>
@@ -762,6 +1276,7 @@
     </w:p>
     <w:p>
       <w:pPr>
+        <w:jc w:val="both"/>
         <w:rPr>
           <w:b/>
           <w:bCs/>
@@ -779,33 +1294,22 @@
     </w:p>
     <w:p>
       <w:pPr>
-        <w:rPr>
-          <w:lang w:val="es-EC"/>
-        </w:rPr>
-      </w:pPr>
-      <w:r>
-        <w:rPr>
-          <w:lang w:val="es-EC"/>
-        </w:rPr>
-        <w:t>Durante el periodo reportado no se presentaron novedades significativas que afecten el cumplimiento de las actividades planificadas.</w:t>
-      </w:r>
-    </w:p>
-    <w:p>
-      <w:pPr>
-        <w:rPr>
-          <w:lang w:val="es-EC"/>
-        </w:rPr>
-      </w:pPr>
-      <w:r>
-        <w:rPr>
-          <w:lang w:val="es-EC"/>
-        </w:rPr>
-        <w:lastRenderedPageBreak/>
-        <w:br/>
-      </w:r>
-    </w:p>
-    <w:p>
-      <w:pPr>
+        <w:jc w:val="both"/>
+        <w:rPr>
+          <w:lang w:val="es-EC"/>
+        </w:rPr>
+      </w:pPr>
+      <w:r>
+        <w:rPr>
+          <w:rFonts w:ascii="Aptos" w:hAnsi="Aptos"/>
+          <w:lang w:val="es-EC"/>
+        </w:rPr>
+        <w:t>Durante el periodo reportado se registraron dos novedades relevantes para el proyecto. La incorporación de Diana Noemi Cedeño Sánchez al equipo investigador como estudiante investigadora del área de podcast (21 de julio) y la creación de la nueva categoría de podcast Más Allá del Lienzo, dedicada al debate interdisciplinario entre Pedagogía de Idiomas y Artes (14 de julio). Ninguna de estas novedades afectó el cumplimiento de las actividades planificadas.</w:t>
+      </w:r>
+    </w:p>
+    <w:p>
+      <w:pPr>
+        <w:jc w:val="both"/>
         <w:rPr>
           <w:b/>
           <w:bCs/>
@@ -827,6 +1331,7 @@
           <w:ilvl w:val="0"/>
           <w:numId w:val="1"/>
         </w:numPr>
+        <w:jc w:val="both"/>
         <w:rPr>
           <w:lang w:val="es-EC"/>
         </w:rPr>
@@ -836,6 +1341,12 @@
           <w:lang w:val="es-EC"/>
         </w:rPr>
         <w:t xml:space="preserve">La comisión cumplió </w:t>
+      </w:r>
+      <w:r>
+        <w:rPr>
+          <w:lang w:val="es-EC"/>
+        </w:rPr>
+        <w:t>con la totalidad de las actividades programadas para el mes de julio de 2026, incluyendo la capacitación a la carrera de Lengua y Literatura y la participación en la Jornada Académica Interdisciplinaria de la Facultad de Educación y Turismo.</w:t>
       </w:r>
     </w:p>
     <w:p>
@@ -844,6 +1355,7 @@
           <w:ilvl w:val="0"/>
           <w:numId w:val="1"/>
         </w:numPr>
+        <w:jc w:val="both"/>
         <w:rPr>
           <w:lang w:val="es-EC"/>
         </w:rPr>
@@ -861,15 +1373,23 @@
           <w:ilvl w:val="0"/>
           <w:numId w:val="1"/>
         </w:numPr>
-        <w:rPr>
-          <w:lang w:val="es-EC"/>
-        </w:rPr>
-      </w:pPr>
-      <w:r>
-        <w:rPr>
-          <w:lang w:val="es-EC"/>
-        </w:rPr>
-        <w:t xml:space="preserve">Las novedades registradas </w:t>
+        <w:jc w:val="both"/>
+        <w:rPr>
+          <w:lang w:val="es-EC"/>
+        </w:rPr>
+      </w:pPr>
+      <w:r>
+        <w:rPr>
+          <w:lang w:val="es-EC"/>
+        </w:rPr>
+        <w:t>Las novedades registradas</w:t>
+      </w:r>
+      <w:r>
+        <w:rPr>
+          <w:rFonts w:ascii="Aptos" w:hAnsi="Aptos"/>
+          <w:lang w:val="es-EC"/>
+        </w:rPr>
+        <w:t>, entre ellas la incorporación de un nuevo miembro al equipo y la creación de la categoría de podcast Más Allá del Lienzo, fortalecen la capacidad operativa y la proyección interdisciplinaria del proyecto.</w:t>
       </w:r>
     </w:p>
     <w:p>
@@ -878,19 +1398,28 @@
           <w:ilvl w:val="0"/>
           <w:numId w:val="1"/>
         </w:numPr>
-        <w:rPr>
-          <w:lang w:val="es-EC"/>
-        </w:rPr>
-      </w:pPr>
-      <w:r>
-        <w:rPr>
-          <w:lang w:val="es-EC"/>
-        </w:rPr>
+        <w:jc w:val="both"/>
+        <w:rPr>
+          <w:lang w:val="es-EC"/>
+        </w:rPr>
+      </w:pPr>
+      <w:r>
+        <w:rPr>
+          <w:lang w:val="es-EC"/>
+        </w:rPr>
+        <w:lastRenderedPageBreak/>
         <w:t xml:space="preserve">Se evidencia </w:t>
       </w:r>
-    </w:p>
-    <w:p>
-      <w:pPr>
+      <w:r>
+        <w:rPr>
+          <w:lang w:val="es-EC"/>
+        </w:rPr>
+        <w:t>un cumplimiento superior a las metas mensuales establecidas, con cinco episodios de podcast producidos y tres publicaciones científicas registradas durante julio de 2026.</w:t>
+      </w:r>
+    </w:p>
+    <w:p>
+      <w:pPr>
+        <w:jc w:val="both"/>
         <w:rPr>
           <w:b/>
           <w:bCs/>
@@ -912,15 +1441,23 @@
           <w:ilvl w:val="0"/>
           <w:numId w:val="2"/>
         </w:numPr>
-        <w:rPr>
-          <w:lang w:val="es-EC"/>
-        </w:rPr>
-      </w:pPr>
-      <w:r>
-        <w:rPr>
-          <w:lang w:val="es-EC"/>
-        </w:rPr>
-        <w:t>Se logró ejecutar de manera exitosa las actividades planificadas para el mes de mayo, demostrando el compromiso y la participación activa de los miembros de la comisión del proyecto.</w:t>
+        <w:jc w:val="both"/>
+        <w:rPr>
+          <w:lang w:val="es-EC"/>
+        </w:rPr>
+      </w:pPr>
+      <w:r>
+        <w:rPr>
+          <w:rFonts w:ascii="Aptos" w:hAnsi="Aptos"/>
+          <w:lang w:val="es-EC"/>
+        </w:rPr>
+        <w:t>Consolidar un calendario de producción mensual para las series de podcast Voces Fuera del Aula y Más Allá del Lienzo, que garantice la continuidad del ritmo de producción alcanzado en julio de 2026</w:t>
+      </w:r>
+      <w:r>
+        <w:rPr>
+          <w:lang w:val="es-EC"/>
+        </w:rPr>
+        <w:t>.</w:t>
       </w:r>
     </w:p>
     <w:p>
@@ -929,15 +1466,23 @@
           <w:ilvl w:val="0"/>
           <w:numId w:val="2"/>
         </w:numPr>
-        <w:rPr>
-          <w:lang w:val="es-EC"/>
-        </w:rPr>
-      </w:pPr>
-      <w:r>
-        <w:rPr>
-          <w:lang w:val="es-EC"/>
-        </w:rPr>
-        <w:t xml:space="preserve">Fortalecimiento </w:t>
+        <w:jc w:val="both"/>
+        <w:rPr>
+          <w:lang w:val="es-EC"/>
+        </w:rPr>
+      </w:pPr>
+      <w:r>
+        <w:rPr>
+          <w:rFonts w:ascii="Aptos" w:hAnsi="Aptos"/>
+          <w:lang w:val="es-EC"/>
+        </w:rPr>
+        <w:t>Evaluar la formalización de una alianza estratégica con Radio ULEAM para la distribución del contenido podcast, definiendo previamente tiempos de entrega, formatos técnicos y derechos de reproducción</w:t>
+      </w:r>
+      <w:r>
+        <w:rPr>
+          <w:lang w:val="es-EC"/>
+        </w:rPr>
+        <w:t>.</w:t>
       </w:r>
     </w:p>
     <w:p>
@@ -946,15 +1491,16 @@
           <w:ilvl w:val="0"/>
           <w:numId w:val="2"/>
         </w:numPr>
-        <w:rPr>
-          <w:lang w:val="es-EC"/>
-        </w:rPr>
-      </w:pPr>
-      <w:r>
-        <w:rPr>
-          <w:lang w:val="es-EC"/>
-        </w:rPr>
-        <w:t xml:space="preserve">Se garantizó </w:t>
+        <w:jc w:val="both"/>
+        <w:rPr>
+          <w:lang w:val="es-EC"/>
+        </w:rPr>
+      </w:pPr>
+      <w:r>
+        <w:rPr>
+          <w:lang w:val="es-EC"/>
+        </w:rPr>
+        <w:t>Se garantizará la evaluación del impacto de la nueva categoría de podcast cat_4, mediante el seguimiento de reproducciones y comentarios, a fin de validar la receptividad del contenido interdisciplinario.</w:t>
       </w:r>
     </w:p>
     <w:p>
@@ -963,19 +1509,22 @@
           <w:ilvl w:val="0"/>
           <w:numId w:val="2"/>
         </w:numPr>
-        <w:rPr>
-          <w:lang w:val="es-EC"/>
-        </w:rPr>
-      </w:pPr>
-      <w:r>
-        <w:rPr>
-          <w:lang w:val="es-EC"/>
-        </w:rPr>
-        <w:t>La reunión..</w:t>
-      </w:r>
-    </w:p>
-    <w:p>
-      <w:pPr>
+        <w:jc w:val="both"/>
+        <w:rPr>
+          <w:lang w:val="es-EC"/>
+        </w:rPr>
+      </w:pPr>
+      <w:r>
+        <w:rPr>
+          <w:rFonts w:ascii="Aptos" w:hAnsi="Aptos"/>
+          <w:lang w:val="es-EC"/>
+        </w:rPr>
+        <w:t>Realizar la reunión mensual del equipo del proyecto para actualizar el registro de procedimientos y flujos de distribución multimedia.</w:t>
+      </w:r>
+    </w:p>
+    <w:p>
+      <w:pPr>
+        <w:jc w:val="both"/>
         <w:rPr>
           <w:b/>
           <w:bCs/>
@@ -993,6 +1542,7 @@
     </w:p>
     <w:p>
       <w:pPr>
+        <w:jc w:val="both"/>
         <w:rPr>
           <w:lang w:val="es-EC"/>
         </w:rPr>
@@ -1006,87 +1556,60 @@
     </w:p>
     <w:p>
       <w:pPr>
+        <w:rPr>
+          <w:lang w:val="es-EC"/>
+        </w:rPr>
+      </w:pPr>
+      <w:r>
         <w:rPr>
           <w:b/>
           <w:bCs/>
           <w:lang w:val="es-EC"/>
         </w:rPr>
-      </w:pPr>
-    </w:p>
-    <w:p>
-      <w:pPr>
+        <w:t>Atentamente,</w:t>
+      </w:r>
+    </w:p>
+    <w:p>
+      <w:pPr>
+        <w:rPr>
+          <w:lang w:val="es-EC"/>
+        </w:rPr>
+      </w:pPr>
+    </w:p>
+    <w:p>
+      <w:pPr>
+        <w:rPr>
+          <w:lang w:val="es-EC"/>
+        </w:rPr>
+      </w:pPr>
+    </w:p>
+    <w:p>
+      <w:pPr>
+        <w:rPr>
+          <w:lang w:val="es-EC"/>
+        </w:rPr>
+      </w:pPr>
+    </w:p>
+    <w:p>
+      <w:pPr>
+        <w:rPr>
+          <w:lang w:val="es-EC"/>
+        </w:rPr>
+      </w:pPr>
+      <w:r>
         <w:rPr>
           <w:b/>
           <w:bCs/>
           <w:lang w:val="es-EC"/>
         </w:rPr>
-      </w:pPr>
+        <w:t>Arturo Rodríguez Zambrano, PhD.</w:t>
+      </w:r>
       <w:r>
         <w:rPr>
           <w:b/>
           <w:bCs/>
           <w:lang w:val="es-EC"/>
         </w:rPr>
-        <w:br w:type="page"/>
-      </w:r>
-    </w:p>
-    <w:p>
-      <w:pPr>
-        <w:rPr>
-          <w:lang w:val="es-EC"/>
-        </w:rPr>
-      </w:pPr>
-      <w:r>
-        <w:rPr>
-          <w:b/>
-          <w:bCs/>
-          <w:lang w:val="es-EC"/>
-        </w:rPr>
-        <w:lastRenderedPageBreak/>
-        <w:t>Atentamente,</w:t>
-      </w:r>
-    </w:p>
-    <w:p>
-      <w:pPr>
-        <w:rPr>
-          <w:lang w:val="es-EC"/>
-        </w:rPr>
-      </w:pPr>
-    </w:p>
-    <w:p>
-      <w:pPr>
-        <w:rPr>
-          <w:lang w:val="es-EC"/>
-        </w:rPr>
-      </w:pPr>
-    </w:p>
-    <w:p>
-      <w:pPr>
-        <w:rPr>
-          <w:lang w:val="es-EC"/>
-        </w:rPr>
-      </w:pPr>
-    </w:p>
-    <w:p>
-      <w:pPr>
-        <w:rPr>
-          <w:lang w:val="es-EC"/>
-        </w:rPr>
-      </w:pPr>
-      <w:r>
-        <w:rPr>
-          <w:b/>
-          <w:bCs/>
-          <w:lang w:val="es-EC"/>
-        </w:rPr>
-        <w:t>Arturo Rodríguez Zambrano, PhD.</w:t>
-      </w:r>
-      <w:r>
-        <w:rPr>
-          <w:b/>
-          <w:bCs/>
-          <w:lang w:val="es-EC"/>
-        </w:rPr>
         <w:tab/>
       </w:r>
       <w:r>
@@ -1112,9 +1635,12 @@
       </w:pPr>
     </w:p>
     <w:sectPr>
-      <w:headerReference w:type="even" r:id="rId7"/>
-      <w:headerReference w:type="default" r:id="rId8"/>
-      <w:headerReference w:type="first" r:id="rId9"/>
+      <w:headerReference w:type="even" r:id="rId8"/>
+      <w:headerReference w:type="default" r:id="rId9"/>
+      <w:footerReference w:type="even" r:id="rId10"/>
+      <w:footerReference w:type="default" r:id="rId11"/>
+      <w:headerReference w:type="first" r:id="rId12"/>
+      <w:footerReference w:type="first" r:id="rId13"/>
       <w:pgSz w:w="11906" w:h="16838"/>
       <w:pgMar w:top="1417" w:right="1701" w:bottom="1417" w:left="1701" w:header="708" w:footer="708" w:gutter="0"/>
       <w:cols w:space="708"/>
@@ -1147,6 +1673,36 @@
     </w:p>
   </w:endnote>
 </w:endnotes>
+</file>
+
+<file path=word/footer1.xml><?xml version="1.0" encoding="utf-8"?>
+<w:ftr xmlns:wpc="http://schemas.microsoft.com/office/word/2010/wordprocessingCanvas" xmlns:cx="http://schemas.microsoft.com/office/drawing/2014/chartex" xmlns:cx1="http://schemas.microsoft.com/office/drawing/2015/9/8/chartex" xmlns:cx2="http://schemas.microsoft.com/office/drawing/2015/10/21/chartex" xmlns:cx3="http://schemas.microsoft.com/office/drawing/2016/5/9/chartex" xmlns:cx4="http://schemas.microsoft.com/office/drawing/2016/5/10/chartex" xmlns:cx5="http://schemas.microsoft.com/office/drawing/2016/5/11/chartex" xmlns:cx6="http://schemas.microsoft.com/office/drawing/2016/5/12/chartex" xmlns:cx7="http://schemas.microsoft.com/office/drawing/2016/5/13/chartex" xmlns:cx8="http://schemas.microsoft.com/office/drawing/2016/5/14/chartex" xmlns:mc="http://schemas.openxmlformats.org/markup-compatibility/2006" xmlns:aink="http://schemas.microsoft.com/office/drawing/2016/ink" xmlns:am3d="http://schemas.microsoft.com/office/drawing/2017/model3d" xmlns:o="urn:schemas-microsoft-com:office:office" xmlns:oel="http://schemas.microsoft.com/office/2019/extlst" xmlns:r="http://schemas.openxmlformats.org/officeDocument/2006/relationships" xmlns:m="http://schemas.openxmlformats.org/officeDocument/2006/math" xmlns:v="urn:schemas-microsoft-com:vml" xmlns:wp14="http://schemas.microsoft.com/office/word/2010/wordprocessingDrawing" xmlns:wp="http://schemas.openxmlformats.org/drawingml/2006/wordprocessingDrawing" xmlns:w10="urn:schemas-microsoft-com:office:word" xmlns:w="http://schemas.openxmlformats.org/wordprocessingml/2006/main" xmlns:w14="http://schemas.microsoft.com/office/word/2010/wordml" xmlns:w15="http://schemas.microsoft.com/office/word/2012/wordml" xmlns:w16cei="http://schemas.microsoft.com/office/word/2026/wordml/cei" xmlns:w16cex="http://schemas.microsoft.com/office/word/2018/wordml/cex" xmlns:w16cid="http://schemas.microsoft.com/office/word/2016/wordml/cid" xmlns:w16="http://schemas.microsoft.com/office/word/2018/wordml" xmlns:w16du="http://schemas.microsoft.com/office/word/2023/wordml/word16du" xmlns:w16sdtdh="http://schemas.microsoft.com/office/word/2020/wordml/sdtdatahash" xmlns:w16sdtfl="http://schemas.microsoft.com/office/word/2024/wordml/sdtformatlock" xmlns:w16se="http://schemas.microsoft.com/office/word/2015/wordml/symex" xmlns:wpg="http://schemas.microsoft.com/office/word/2010/wordprocessingGroup" xmlns:wpi="http://schemas.microsoft.com/office/word/2010/wordprocessingInk" xmlns:wne="http://schemas.microsoft.com/office/word/2006/wordml" xmlns:wps="http://schemas.microsoft.com/office/word/2010/wordprocessingShape" mc:Ignorable="w14 w15 w16se w16cid w16 w16cex w16sdtdh w16sdtfl w16du wp14">
+  <w:p>
+    <w:pPr>
+      <w:pStyle w:val="Piedepgina"/>
+    </w:pPr>
+  </w:p>
+</w:ftr>
+</file>
+
+<file path=word/footer2.xml><?xml version="1.0" encoding="utf-8"?>
+<w:ftr xmlns:wpc="http://schemas.microsoft.com/office/word/2010/wordprocessingCanvas" xmlns:cx="http://schemas.microsoft.com/office/drawing/2014/chartex" xmlns:cx1="http://schemas.microsoft.com/office/drawing/2015/9/8/chartex" xmlns:cx2="http://schemas.microsoft.com/office/drawing/2015/10/21/chartex" xmlns:cx3="http://schemas.microsoft.com/office/drawing/2016/5/9/chartex" xmlns:cx4="http://schemas.microsoft.com/office/drawing/2016/5/10/chartex" xmlns:cx5="http://schemas.microsoft.com/office/drawing/2016/5/11/chartex" xmlns:cx6="http://schemas.microsoft.com/office/drawing/2016/5/12/chartex" xmlns:cx7="http://schemas.microsoft.com/office/drawing/2016/5/13/chartex" xmlns:cx8="http://schemas.microsoft.com/office/drawing/2016/5/14/chartex" xmlns:mc="http://schemas.openxmlformats.org/markup-compatibility/2006" xmlns:aink="http://schemas.microsoft.com/office/drawing/2016/ink" xmlns:am3d="http://schemas.microsoft.com/office/drawing/2017/model3d" xmlns:o="urn:schemas-microsoft-com:office:office" xmlns:oel="http://schemas.microsoft.com/office/2019/extlst" xmlns:r="http://schemas.openxmlformats.org/officeDocument/2006/relationships" xmlns:m="http://schemas.openxmlformats.org/officeDocument/2006/math" xmlns:v="urn:schemas-microsoft-com:vml" xmlns:wp14="http://schemas.microsoft.com/office/word/2010/wordprocessingDrawing" xmlns:wp="http://schemas.openxmlformats.org/drawingml/2006/wordprocessingDrawing" xmlns:w10="urn:schemas-microsoft-com:office:word" xmlns:w="http://schemas.openxmlformats.org/wordprocessingml/2006/main" xmlns:w14="http://schemas.microsoft.com/office/word/2010/wordml" xmlns:w15="http://schemas.microsoft.com/office/word/2012/wordml" xmlns:w16cei="http://schemas.microsoft.com/office/word/2026/wordml/cei" xmlns:w16cex="http://schemas.microsoft.com/office/word/2018/wordml/cex" xmlns:w16cid="http://schemas.microsoft.com/office/word/2016/wordml/cid" xmlns:w16="http://schemas.microsoft.com/office/word/2018/wordml" xmlns:w16du="http://schemas.microsoft.com/office/word/2023/wordml/word16du" xmlns:w16sdtdh="http://schemas.microsoft.com/office/word/2020/wordml/sdtdatahash" xmlns:w16sdtfl="http://schemas.microsoft.com/office/word/2024/wordml/sdtformatlock" xmlns:w16se="http://schemas.microsoft.com/office/word/2015/wordml/symex" xmlns:wpg="http://schemas.microsoft.com/office/word/2010/wordprocessingGroup" xmlns:wpi="http://schemas.microsoft.com/office/word/2010/wordprocessingInk" xmlns:wne="http://schemas.microsoft.com/office/word/2006/wordml" xmlns:wps="http://schemas.microsoft.com/office/word/2010/wordprocessingShape" mc:Ignorable="w14 w15 w16se w16cid w16 w16cex w16sdtdh w16sdtfl w16du wp14">
+  <w:p>
+    <w:pPr>
+      <w:pStyle w:val="Piedepgina"/>
+    </w:pPr>
+  </w:p>
+</w:ftr>
+</file>
+
+<file path=word/footer3.xml><?xml version="1.0" encoding="utf-8"?>
+<w:ftr xmlns:wpc="http://schemas.microsoft.com/office/word/2010/wordprocessingCanvas" xmlns:cx="http://schemas.microsoft.com/office/drawing/2014/chartex" xmlns:cx1="http://schemas.microsoft.com/office/drawing/2015/9/8/chartex" xmlns:cx2="http://schemas.microsoft.com/office/drawing/2015/10/21/chartex" xmlns:cx3="http://schemas.microsoft.com/office/drawing/2016/5/9/chartex" xmlns:cx4="http://schemas.microsoft.com/office/drawing/2016/5/10/chartex" xmlns:cx5="http://schemas.microsoft.com/office/drawing/2016/5/11/chartex" xmlns:cx6="http://schemas.microsoft.com/office/drawing/2016/5/12/chartex" xmlns:cx7="http://schemas.microsoft.com/office/drawing/2016/5/13/chartex" xmlns:cx8="http://schemas.microsoft.com/office/drawing/2016/5/14/chartex" xmlns:mc="http://schemas.openxmlformats.org/markup-compatibility/2006" xmlns:aink="http://schemas.microsoft.com/office/drawing/2016/ink" xmlns:am3d="http://schemas.microsoft.com/office/drawing/2017/model3d" xmlns:o="urn:schemas-microsoft-com:office:office" xmlns:oel="http://schemas.microsoft.com/office/2019/extlst" xmlns:r="http://schemas.openxmlformats.org/officeDocument/2006/relationships" xmlns:m="http://schemas.openxmlformats.org/officeDocument/2006/math" xmlns:v="urn:schemas-microsoft-com:vml" xmlns:wp14="http://schemas.microsoft.com/office/word/2010/wordprocessingDrawing" xmlns:wp="http://schemas.openxmlformats.org/drawingml/2006/wordprocessingDrawing" xmlns:w10="urn:schemas-microsoft-com:office:word" xmlns:w="http://schemas.openxmlformats.org/wordprocessingml/2006/main" xmlns:w14="http://schemas.microsoft.com/office/word/2010/wordml" xmlns:w15="http://schemas.microsoft.com/office/word/2012/wordml" xmlns:w16cei="http://schemas.microsoft.com/office/word/2026/wordml/cei" xmlns:w16cex="http://schemas.microsoft.com/office/word/2018/wordml/cex" xmlns:w16cid="http://schemas.microsoft.com/office/word/2016/wordml/cid" xmlns:w16="http://schemas.microsoft.com/office/word/2018/wordml" xmlns:w16du="http://schemas.microsoft.com/office/word/2023/wordml/word16du" xmlns:w16sdtdh="http://schemas.microsoft.com/office/word/2020/wordml/sdtdatahash" xmlns:w16sdtfl="http://schemas.microsoft.com/office/word/2024/wordml/sdtformatlock" xmlns:w16se="http://schemas.microsoft.com/office/word/2015/wordml/symex" xmlns:wpg="http://schemas.microsoft.com/office/word/2010/wordprocessingGroup" xmlns:wpi="http://schemas.microsoft.com/office/word/2010/wordprocessingInk" xmlns:wne="http://schemas.microsoft.com/office/word/2006/wordml" xmlns:wps="http://schemas.microsoft.com/office/word/2010/wordprocessingShape" mc:Ignorable="w14 w15 w16se w16cid w16 w16cex w16sdtdh w16sdtfl w16du wp14">
+  <w:p>
+    <w:pPr>
+      <w:pStyle w:val="Piedepgina"/>
+    </w:pPr>
+  </w:p>
+</w:ftr>
 </file>
 
 <file path=word/footnotes.xml><?xml version="1.0" encoding="utf-8"?>
@@ -2006,6 +2562,28 @@
     <w:name w:val="Normal"/>
     <w:qFormat/>
   </w:style>
+  <w:style w:type="paragraph" w:styleId="Ttulo2">
+    <w:name w:val="heading 2"/>
+    <w:basedOn w:val="Normal"/>
+    <w:next w:val="Normal"/>
+    <w:link w:val="Ttulo2Car"/>
+    <w:uiPriority w:val="9"/>
+    <w:unhideWhenUsed/>
+    <w:qFormat/>
+    <w:rsid w:val="00E47EBD"/>
+    <w:pPr>
+      <w:keepNext/>
+      <w:keepLines/>
+      <w:spacing w:before="40" w:after="0"/>
+      <w:outlineLvl w:val="1"/>
+    </w:pPr>
+    <w:rPr>
+      <w:rFonts w:asciiTheme="majorHAnsi" w:eastAsiaTheme="majorEastAsia" w:hAnsiTheme="majorHAnsi" w:cstheme="majorBidi"/>
+      <w:color w:val="0F4761" w:themeColor="accent1" w:themeShade="BF"/>
+      <w:sz w:val="26"/>
+      <w:szCs w:val="26"/>
+    </w:rPr>
+  </w:style>
   <w:style w:type="character" w:default="1" w:styleId="Fuentedeprrafopredeter">
     <w:name w:val="Default Paragraph Font"/>
     <w:uiPriority w:val="1"/>
@@ -2161,6 +2739,19 @@
     <w:rPr>
       <w:color w:val="605E5C"/>
       <w:shd w:val="clear" w:color="auto" w:fill="E1DFDD"/>
+    </w:rPr>
+  </w:style>
+  <w:style w:type="character" w:customStyle="1" w:styleId="Ttulo2Car">
+    <w:name w:val="Título 2 Car"/>
+    <w:basedOn w:val="Fuentedeprrafopredeter"/>
+    <w:link w:val="Ttulo2"/>
+    <w:uiPriority w:val="9"/>
+    <w:rsid w:val="00E47EBD"/>
+    <w:rPr>
+      <w:rFonts w:asciiTheme="majorHAnsi" w:eastAsiaTheme="majorEastAsia" w:hAnsiTheme="majorHAnsi" w:cstheme="majorBidi"/>
+      <w:color w:val="0F4761" w:themeColor="accent1" w:themeShade="BF"/>
+      <w:sz w:val="26"/>
+      <w:szCs w:val="26"/>
     </w:rPr>
   </w:style>
 </w:styles>
@@ -2459,4 +3050,26 @@
     </a:ext>
   </a:extLst>
 </a:theme>
+</file>
+
+<file path=word/webextensions/taskpanes.xml><?xml version="1.0" encoding="utf-8"?>
+<wetp:taskpanes xmlns:wetp="http://schemas.microsoft.com/office/webextensions/taskpanes/2010/11">
+  <wetp:taskpane dockstate="right" visibility="0" width="438" row="4">
+    <wetp:webextensionref xmlns:r="http://schemas.openxmlformats.org/officeDocument/2006/relationships" r:id="rId1"/>
+  </wetp:taskpane>
+</wetp:taskpanes>
+</file>
+
+<file path=word/webextensions/webextension1.xml><?xml version="1.0" encoding="utf-8"?>
+<we:webextension xmlns:we="http://schemas.microsoft.com/office/webextensions/webextension/2010/11" id="{FB71675F-A8B5-4E0C-B861-7AD20A994507}">
+  <we:reference id="wa200010725" version="1.0.0.1" store="es-ES" storeType="OMEX"/>
+  <we:alternateReferences>
+    <we:reference id="WA200010725" version="1.0.0.1" store="" storeType="OMEX"/>
+  </we:alternateReferences>
+  <we:properties>
+    <we:property name="claude.fileId" value="&quot;43277122-5a19-430c-9385-4f58425b389d&quot;"/>
+  </we:properties>
+  <we:bindings/>
+  <we:snapshot xmlns:r="http://schemas.openxmlformats.org/officeDocument/2006/relationships"/>
+</we:webextension>
 </file>